--- a/doc/Camera ready/Author Declaration form, YSCMR 2026 (Please download the file and then edit).docx
+++ b/doc/Camera ready/Author Declaration form, YSCMR 2026 (Please download the file and then edit).docx
@@ -1,21 +1,16 @@
 
 <file path=word/document.xml><?xml version="1.0" encoding="utf-8"?>
-<w:document xmlns:wpc="http://schemas.microsoft.com/office/word/2010/wordprocessingCanvas" xmlns:cx="http://schemas.microsoft.com/office/drawing/2014/chartex" xmlns:cx1="http://schemas.microsoft.com/office/drawing/2015/9/8/chartex" xmlns:cx2="http://schemas.microsoft.com/office/drawing/2015/10/21/chartex" xmlns:cx3="http://schemas.microsoft.com/office/drawing/2016/5/9/chartex" xmlns:cx4="http://schemas.microsoft.com/office/drawing/2016/5/10/chartex" xmlns:cx5="http://schemas.microsoft.com/office/drawing/2016/5/11/chartex" xmlns:cx6="http://schemas.microsoft.com/office/drawing/2016/5/12/chartex" xmlns:cx7="http://schemas.microsoft.com/office/drawing/2016/5/13/chartex" xmlns:cx8="http://schemas.microsoft.com/office/drawing/2016/5/14/chartex" xmlns:mc="http://schemas.openxmlformats.org/markup-compatibility/2006" xmlns:aink="http://schemas.microsoft.com/office/drawing/2016/ink" xmlns:am3d="http://schemas.microsoft.com/office/drawing/2017/model3d" xmlns:o="urn:schemas-microsoft-com:office:office" xmlns:oel="http://schemas.microsoft.com/office/2019/extlst" xmlns:r="http://schemas.openxmlformats.org/officeDocument/2006/relationships" xmlns:m="http://schemas.openxmlformats.org/officeDocument/2006/math" xmlns:v="urn:schemas-microsoft-com:vml" xmlns:wp14="http://schemas.microsoft.com/office/word/2010/wordprocessingDrawing" xmlns:wp="http://schemas.openxmlformats.org/drawingml/2006/wordprocessingDrawing" xmlns:w10="urn:schemas-microsoft-com:office:word" xmlns:w="http://schemas.openxmlformats.org/wordprocessingml/2006/main" xmlns:w14="http://schemas.microsoft.com/office/word/2010/wordml" xmlns:w15="http://schemas.microsoft.com/office/word/2012/wordml" xmlns:w16cex="http://schemas.microsoft.com/office/word/2018/wordml/cex" xmlns:w16cid="http://schemas.microsoft.com/office/word/2016/wordml/cid" xmlns:w16="http://schemas.microsoft.com/office/word/2018/wordml" xmlns:w16du="http://schemas.microsoft.com/office/word/2023/wordml/word16du" xmlns:w16sdtdh="http://schemas.microsoft.com/office/word/2020/wordml/sdtdatahash" xmlns:w16sdtfl="http://schemas.microsoft.com/office/word/2024/wordml/sdtformatlock" xmlns:w16se="http://schemas.microsoft.com/office/word/2015/wordml/symex" xmlns:wpg="http://schemas.microsoft.com/office/word/2010/wordprocessingGroup" xmlns:wpi="http://schemas.microsoft.com/office/word/2010/wordprocessingInk" xmlns:wne="http://schemas.microsoft.com/office/word/2006/wordml" xmlns:wps="http://schemas.microsoft.com/office/word/2010/wordprocessingShape" mc:Ignorable="w14 w15 w16se w16cid w16 w16cex w16sdtdh w16sdtfl w16du wp14">
+<w:document xmlns:o="urn:schemas-microsoft-com:office:office" xmlns:r="http://schemas.openxmlformats.org/officeDocument/2006/relationships" xmlns:v="urn:schemas-microsoft-com:vml" xmlns:w="http://schemas.openxmlformats.org/wordprocessingml/2006/main" xmlns:w10="urn:schemas-microsoft-com:office:word" xmlns:wp="http://schemas.openxmlformats.org/drawingml/2006/wordprocessingDrawing" xmlns:pic="http://schemas.openxmlformats.org/drawingml/2006/picture" xmlns:wps="http://schemas.microsoft.com/office/word/2010/wordprocessingShape" xmlns:wpg="http://schemas.microsoft.com/office/word/2010/wordprocessingGroup" xmlns:mc="http://schemas.openxmlformats.org/markup-compatibility/2006" xmlns:wp14="http://schemas.microsoft.com/office/word/2010/wordprocessingDrawing" xmlns:w14="http://schemas.microsoft.com/office/word/2010/wordml" xmlns:w15="http://schemas.microsoft.com/office/word/2012/wordml" mc:Ignorable="w14 wp14 w15">
   <w:body>
     <w:p>
       <w:pPr>
-        <w:pBdr>
-          <w:top w:val="nil"/>
-          <w:left w:val="nil"/>
-          <w:bottom w:val="nil"/>
-          <w:right w:val="nil"/>
-          <w:between w:val="nil"/>
-        </w:pBdr>
+        <w:pStyle w:val="Normal"/>
+        <w:pBdr/>
         <w:shd w:val="clear" w:color="auto" w:fill="FFFFFF"/>
-        <w:spacing w:after="420" w:line="240" w:lineRule="auto"/>
+        <w:spacing w:lineRule="auto" w:line="240" w:before="0" w:after="420"/>
         <w:jc w:val="center"/>
         <w:rPr>
-          <w:rFonts w:ascii="Times New Roman" w:eastAsia="Times New Roman" w:hAnsi="Times New Roman" w:cs="Times New Roman"/>
+          <w:rFonts w:ascii="Times New Roman" w:hAnsi="Times New Roman" w:eastAsia="Times New Roman" w:cs="Times New Roman"/>
           <w:b/>
           <w:color w:val="222222"/>
           <w:sz w:val="24"/>
@@ -24,49 +19,24 @@
       </w:pPr>
       <w:r>
         <w:rPr>
-          <w:rFonts w:ascii="Times New Roman" w:eastAsia="Times New Roman" w:hAnsi="Times New Roman" w:cs="Times New Roman"/>
+          <w:rFonts w:eastAsia="Times New Roman" w:cs="Times New Roman" w:ascii="Times New Roman" w:hAnsi="Times New Roman"/>
           <w:b/>
           <w:color w:val="222222"/>
           <w:sz w:val="24"/>
           <w:szCs w:val="24"/>
         </w:rPr>
-        <w:t>AUTHOR DECLARATION STATEMENT – YSCMR 202</w:t>
-      </w:r>
-      <w:r>
-        <w:rPr>
-          <w:rFonts w:ascii="Times New Roman" w:eastAsia="Times New Roman" w:hAnsi="Times New Roman" w:cs="Times New Roman"/>
-          <w:b/>
-          <w:color w:val="222222"/>
-          <w:sz w:val="24"/>
-          <w:szCs w:val="24"/>
-        </w:rPr>
-        <w:t>6</w:t>
-      </w:r>
-      <w:r>
-        <w:rPr>
-          <w:rFonts w:ascii="Times New Roman" w:eastAsia="Times New Roman" w:hAnsi="Times New Roman" w:cs="Times New Roman"/>
-          <w:b/>
-          <w:color w:val="222222"/>
-          <w:sz w:val="24"/>
-          <w:szCs w:val="24"/>
-        </w:rPr>
-        <w:t xml:space="preserve"> </w:t>
+        <w:t xml:space="preserve">AUTHOR DECLARATION STATEMENT – YSCMR 2026 </w:t>
       </w:r>
     </w:p>
     <w:p>
       <w:pPr>
-        <w:pBdr>
-          <w:top w:val="nil"/>
-          <w:left w:val="nil"/>
-          <w:bottom w:val="nil"/>
-          <w:right w:val="nil"/>
-          <w:between w:val="nil"/>
-        </w:pBdr>
+        <w:pStyle w:val="Normal"/>
+        <w:pBdr/>
         <w:shd w:val="clear" w:color="auto" w:fill="FFFFFF"/>
-        <w:spacing w:after="420" w:line="360" w:lineRule="auto"/>
+        <w:spacing w:lineRule="auto" w:line="360" w:before="0" w:after="420"/>
         <w:jc w:val="both"/>
         <w:rPr>
-          <w:rFonts w:ascii="Times New Roman" w:eastAsia="Times New Roman" w:hAnsi="Times New Roman" w:cs="Times New Roman"/>
+          <w:rFonts w:ascii="Times New Roman" w:hAnsi="Times New Roman" w:eastAsia="Times New Roman" w:cs="Times New Roman"/>
           <w:color w:val="202124"/>
           <w:sz w:val="24"/>
           <w:szCs w:val="24"/>
@@ -74,7 +44,7 @@
       </w:pPr>
       <w:r>
         <w:rPr>
-          <w:rFonts w:ascii="Times New Roman" w:eastAsia="Times New Roman" w:hAnsi="Times New Roman" w:cs="Times New Roman"/>
+          <w:rFonts w:eastAsia="Times New Roman" w:cs="Times New Roman" w:ascii="Times New Roman" w:hAnsi="Times New Roman"/>
           <w:color w:val="202124"/>
           <w:sz w:val="24"/>
           <w:szCs w:val="24"/>
@@ -84,61 +54,16 @@
       </w:r>
       <w:r>
         <w:rPr>
-          <w:rFonts w:ascii="Times New Roman" w:eastAsia="Times New Roman" w:hAnsi="Times New Roman" w:cs="Times New Roman"/>
+          <w:rFonts w:eastAsia="Times New Roman" w:cs="Times New Roman" w:ascii="Times New Roman" w:hAnsi="Times New Roman"/>
           <w:color w:val="202124"/>
           <w:sz w:val="24"/>
           <w:szCs w:val="24"/>
         </w:rPr>
-        <w:t>submitted to YSCMR 202</w:t>
+        <w:t>submitted to YSCMR 2026, with the title of “</w:t>
       </w:r>
       <w:r>
         <w:rPr>
-          <w:rFonts w:ascii="Times New Roman" w:eastAsia="Times New Roman" w:hAnsi="Times New Roman" w:cs="Times New Roman"/>
-          <w:color w:val="202124"/>
-          <w:sz w:val="24"/>
-          <w:szCs w:val="24"/>
-        </w:rPr>
-        <w:t>6</w:t>
-      </w:r>
-      <w:r>
-        <w:rPr>
-          <w:rFonts w:ascii="Times New Roman" w:eastAsia="Times New Roman" w:hAnsi="Times New Roman" w:cs="Times New Roman"/>
-          <w:color w:val="202124"/>
-          <w:sz w:val="24"/>
-          <w:szCs w:val="24"/>
-        </w:rPr>
-        <w:t xml:space="preserve">, </w:t>
-      </w:r>
-      <w:r>
-        <w:rPr>
-          <w:rFonts w:ascii="Times New Roman" w:eastAsia="Times New Roman" w:hAnsi="Times New Roman" w:cs="Times New Roman"/>
-          <w:color w:val="202124"/>
-          <w:sz w:val="24"/>
-          <w:szCs w:val="24"/>
-        </w:rPr>
-        <w:t xml:space="preserve">with the </w:t>
-      </w:r>
-      <w:r>
-        <w:rPr>
-          <w:rFonts w:ascii="Times New Roman" w:eastAsia="Times New Roman" w:hAnsi="Times New Roman" w:cs="Times New Roman"/>
-          <w:color w:val="202124"/>
-          <w:sz w:val="24"/>
-          <w:szCs w:val="24"/>
-        </w:rPr>
-        <w:t>title of</w:t>
-      </w:r>
-      <w:r>
-        <w:rPr>
-          <w:rFonts w:ascii="Times New Roman" w:eastAsia="Times New Roman" w:hAnsi="Times New Roman" w:cs="Times New Roman"/>
-          <w:color w:val="202124"/>
-          <w:sz w:val="24"/>
-          <w:szCs w:val="24"/>
-        </w:rPr>
-        <w:t xml:space="preserve"> “</w:t>
-      </w:r>
-      <w:r>
-        <w:rPr>
-          <w:rFonts w:ascii="Times New Roman" w:eastAsia="Times New Roman" w:hAnsi="Times New Roman" w:cs="Times New Roman"/>
+          <w:rFonts w:eastAsia="Times New Roman" w:cs="Times New Roman" w:ascii="Times New Roman" w:hAnsi="Times New Roman"/>
           <w:i/>
           <w:color w:val="202124"/>
           <w:sz w:val="24"/>
@@ -148,52 +73,16 @@
       </w:r>
       <w:r>
         <w:rPr>
-          <w:rFonts w:ascii="Times New Roman" w:eastAsia="Times New Roman" w:hAnsi="Times New Roman" w:cs="Times New Roman"/>
+          <w:rFonts w:eastAsia="Times New Roman" w:cs="Times New Roman" w:ascii="Times New Roman" w:hAnsi="Times New Roman"/>
           <w:color w:val="202124"/>
           <w:sz w:val="24"/>
           <w:szCs w:val="24"/>
         </w:rPr>
-        <w:t xml:space="preserve"> (Paper </w:t>
+        <w:t xml:space="preserve"> (Paper ID: CMT-***) is based on the original work carried by me/us at “</w:t>
       </w:r>
       <w:r>
         <w:rPr>
-          <w:rFonts w:ascii="Times New Roman" w:eastAsia="Times New Roman" w:hAnsi="Times New Roman" w:cs="Times New Roman"/>
-          <w:color w:val="202124"/>
-          <w:sz w:val="24"/>
-          <w:szCs w:val="24"/>
-        </w:rPr>
-        <w:t>ID: CMT-</w:t>
-      </w:r>
-      <w:r>
-        <w:rPr>
-          <w:rFonts w:ascii="Times New Roman" w:eastAsia="Times New Roman" w:hAnsi="Times New Roman" w:cs="Times New Roman"/>
-          <w:color w:val="202124"/>
-          <w:sz w:val="24"/>
-          <w:szCs w:val="24"/>
-        </w:rPr>
-        <w:t>***</w:t>
-      </w:r>
-      <w:r>
-        <w:rPr>
-          <w:rFonts w:ascii="Times New Roman" w:eastAsia="Times New Roman" w:hAnsi="Times New Roman" w:cs="Times New Roman"/>
-          <w:color w:val="202124"/>
-          <w:sz w:val="24"/>
-          <w:szCs w:val="24"/>
-        </w:rPr>
-        <w:t>) is</w:t>
-      </w:r>
-      <w:r>
-        <w:rPr>
-          <w:rFonts w:ascii="Times New Roman" w:eastAsia="Times New Roman" w:hAnsi="Times New Roman" w:cs="Times New Roman"/>
-          <w:color w:val="202124"/>
-          <w:sz w:val="24"/>
-          <w:szCs w:val="24"/>
-        </w:rPr>
-        <w:t xml:space="preserve"> based on the original work carried by me/us at “</w:t>
-      </w:r>
-      <w:r>
-        <w:rPr>
-          <w:rFonts w:ascii="Times New Roman" w:eastAsia="Times New Roman" w:hAnsi="Times New Roman" w:cs="Times New Roman"/>
+          <w:rFonts w:eastAsia="Times New Roman" w:cs="Times New Roman" w:ascii="Times New Roman" w:hAnsi="Times New Roman"/>
           <w:i/>
           <w:color w:val="202124"/>
           <w:sz w:val="24"/>
@@ -203,55 +92,26 @@
       </w:r>
       <w:r>
         <w:rPr>
-          <w:rFonts w:ascii="Times New Roman" w:eastAsia="Times New Roman" w:hAnsi="Times New Roman" w:cs="Times New Roman"/>
+          <w:rFonts w:eastAsia="Times New Roman" w:cs="Times New Roman" w:ascii="Times New Roman" w:hAnsi="Times New Roman"/>
           <w:color w:val="202124"/>
           <w:sz w:val="24"/>
           <w:szCs w:val="24"/>
         </w:rPr>
-        <w:t xml:space="preserve">’’. It </w:t>
+        <w:t xml:space="preserve">’’. It has not been published before and is not currently being considered for publication </w:t>
       </w:r>
       <w:r>
         <w:rPr>
-          <w:rFonts w:ascii="Times New Roman" w:eastAsia="Times New Roman" w:hAnsi="Times New Roman" w:cs="Times New Roman"/>
+          <w:rFonts w:eastAsia="Times New Roman" w:cs="Times New Roman" w:ascii="Times New Roman" w:hAnsi="Times New Roman"/>
           <w:color w:val="202124"/>
           <w:sz w:val="24"/>
           <w:szCs w:val="24"/>
-        </w:rPr>
-        <w:t xml:space="preserve">has not been published before and is not currently being considered for publication </w:t>
+          <w:highlight w:val="white"/>
+        </w:rPr>
+        <w:t>elsewhere. I further confirm that the order of authors mentioned in the camera-ready copy of the abstract has been approved by all the co-authors</w:t>
       </w:r>
       <w:r>
         <w:rPr>
-          <w:rFonts w:ascii="Times New Roman" w:eastAsia="Times New Roman" w:hAnsi="Times New Roman" w:cs="Times New Roman"/>
-          <w:color w:val="202124"/>
-          <w:sz w:val="24"/>
-          <w:szCs w:val="24"/>
-          <w:highlight w:val="white"/>
-        </w:rPr>
-        <w:t xml:space="preserve">elsewhere. I further confirm that the order of authors </w:t>
-      </w:r>
-      <w:r>
-        <w:rPr>
-          <w:rFonts w:ascii="Times New Roman" w:eastAsia="Times New Roman" w:hAnsi="Times New Roman" w:cs="Times New Roman"/>
-          <w:color w:val="202124"/>
-          <w:sz w:val="24"/>
-          <w:szCs w:val="24"/>
-          <w:highlight w:val="white"/>
-        </w:rPr>
-        <w:t>mentioned in the camera-ready copy of the abstract</w:t>
-      </w:r>
-      <w:r>
-        <w:rPr>
-          <w:rFonts w:ascii="Times New Roman" w:eastAsia="Times New Roman" w:hAnsi="Times New Roman" w:cs="Times New Roman"/>
-          <w:color w:val="202124"/>
-          <w:sz w:val="24"/>
-          <w:szCs w:val="24"/>
-          <w:highlight w:val="white"/>
-        </w:rPr>
-        <w:t xml:space="preserve"> has been approved by all the co-authors</w:t>
-      </w:r>
-      <w:r>
-        <w:rPr>
-          <w:rFonts w:ascii="Times New Roman" w:eastAsia="Times New Roman" w:hAnsi="Times New Roman" w:cs="Times New Roman"/>
+          <w:rFonts w:eastAsia="Times New Roman" w:cs="Times New Roman" w:ascii="Times New Roman" w:hAnsi="Times New Roman"/>
           <w:color w:val="202124"/>
           <w:sz w:val="24"/>
           <w:szCs w:val="24"/>
@@ -261,17 +121,12 @@
     </w:p>
     <w:p>
       <w:pPr>
-        <w:pBdr>
-          <w:top w:val="nil"/>
-          <w:left w:val="nil"/>
-          <w:bottom w:val="nil"/>
-          <w:right w:val="nil"/>
-          <w:between w:val="nil"/>
-        </w:pBdr>
+        <w:pStyle w:val="Normal"/>
+        <w:pBdr/>
         <w:shd w:val="clear" w:color="auto" w:fill="FFFFFF"/>
-        <w:spacing w:after="420" w:line="360" w:lineRule="auto"/>
-        <w:rPr>
-          <w:rFonts w:ascii="Times New Roman" w:eastAsia="Times New Roman" w:hAnsi="Times New Roman" w:cs="Times New Roman"/>
+        <w:spacing w:lineRule="auto" w:line="360" w:before="0" w:after="420"/>
+        <w:rPr>
+          <w:rFonts w:ascii="Times New Roman" w:hAnsi="Times New Roman" w:eastAsia="Times New Roman" w:cs="Times New Roman"/>
           <w:b/>
           <w:color w:val="202124"/>
           <w:sz w:val="24"/>
@@ -281,7 +136,7 @@
       </w:pPr>
       <w:r>
         <w:rPr>
-          <w:rFonts w:ascii="Times New Roman" w:eastAsia="Times New Roman" w:hAnsi="Times New Roman" w:cs="Times New Roman"/>
+          <w:rFonts w:eastAsia="Times New Roman" w:cs="Times New Roman" w:ascii="Times New Roman" w:hAnsi="Times New Roman"/>
           <w:b/>
           <w:color w:val="202124"/>
           <w:sz w:val="24"/>
@@ -293,17 +148,12 @@
     </w:p>
     <w:p>
       <w:pPr>
-        <w:pBdr>
-          <w:top w:val="nil"/>
-          <w:left w:val="nil"/>
-          <w:bottom w:val="nil"/>
-          <w:right w:val="nil"/>
-          <w:between w:val="nil"/>
-        </w:pBdr>
+        <w:pStyle w:val="Normal"/>
+        <w:pBdr/>
         <w:shd w:val="clear" w:color="auto" w:fill="FFFFFF"/>
-        <w:spacing w:after="420" w:line="360" w:lineRule="auto"/>
-        <w:rPr>
-          <w:rFonts w:ascii="Times New Roman" w:eastAsia="Times New Roman" w:hAnsi="Times New Roman" w:cs="Times New Roman"/>
+        <w:spacing w:lineRule="auto" w:line="360" w:before="0" w:after="420"/>
+        <w:rPr>
+          <w:rFonts w:ascii="Times New Roman" w:hAnsi="Times New Roman" w:eastAsia="Times New Roman" w:cs="Times New Roman"/>
           <w:color w:val="202124"/>
           <w:sz w:val="24"/>
           <w:szCs w:val="24"/>
@@ -312,7 +162,7 @@
       </w:pPr>
       <w:r>
         <w:rPr>
-          <w:rFonts w:ascii="Times New Roman" w:eastAsia="Times New Roman" w:hAnsi="Times New Roman" w:cs="Times New Roman"/>
+          <w:rFonts w:eastAsia="Times New Roman" w:cs="Times New Roman" w:ascii="Times New Roman" w:hAnsi="Times New Roman"/>
           <w:color w:val="202124"/>
           <w:sz w:val="24"/>
           <w:szCs w:val="24"/>
@@ -323,17 +173,12 @@
     </w:p>
     <w:p>
       <w:pPr>
-        <w:pBdr>
-          <w:top w:val="nil"/>
-          <w:left w:val="nil"/>
-          <w:bottom w:val="nil"/>
-          <w:right w:val="nil"/>
-          <w:between w:val="nil"/>
-        </w:pBdr>
+        <w:pStyle w:val="Normal"/>
+        <w:pBdr/>
         <w:shd w:val="clear" w:color="auto" w:fill="FFFFFF"/>
-        <w:spacing w:after="420" w:line="360" w:lineRule="auto"/>
-        <w:rPr>
-          <w:rFonts w:ascii="Times New Roman" w:eastAsia="Times New Roman" w:hAnsi="Times New Roman" w:cs="Times New Roman"/>
+        <w:spacing w:lineRule="auto" w:line="360" w:before="0" w:after="420"/>
+        <w:rPr>
+          <w:rFonts w:ascii="Times New Roman" w:hAnsi="Times New Roman" w:eastAsia="Times New Roman" w:cs="Times New Roman"/>
           <w:color w:val="202124"/>
           <w:sz w:val="24"/>
           <w:szCs w:val="24"/>
@@ -342,7 +187,7 @@
       </w:pPr>
       <w:r>
         <w:rPr>
-          <w:rFonts w:ascii="Times New Roman" w:eastAsia="Times New Roman" w:hAnsi="Times New Roman" w:cs="Times New Roman"/>
+          <w:rFonts w:eastAsia="Times New Roman" w:cs="Times New Roman" w:ascii="Times New Roman" w:hAnsi="Times New Roman"/>
           <w:color w:val="202124"/>
           <w:sz w:val="24"/>
           <w:szCs w:val="24"/>
@@ -353,17 +198,12 @@
     </w:p>
     <w:p>
       <w:pPr>
-        <w:pBdr>
-          <w:top w:val="nil"/>
-          <w:left w:val="nil"/>
-          <w:bottom w:val="nil"/>
-          <w:right w:val="nil"/>
-          <w:between w:val="nil"/>
-        </w:pBdr>
+        <w:pStyle w:val="Normal"/>
+        <w:pBdr/>
         <w:shd w:val="clear" w:color="auto" w:fill="FFFFFF"/>
-        <w:spacing w:after="420" w:line="360" w:lineRule="auto"/>
-        <w:rPr>
-          <w:rFonts w:ascii="Times New Roman" w:eastAsia="Times New Roman" w:hAnsi="Times New Roman" w:cs="Times New Roman"/>
+        <w:spacing w:lineRule="auto" w:line="360" w:before="0" w:after="420"/>
+        <w:rPr>
+          <w:rFonts w:ascii="Times New Roman" w:hAnsi="Times New Roman" w:eastAsia="Times New Roman" w:cs="Times New Roman"/>
           <w:color w:val="202124"/>
           <w:sz w:val="24"/>
           <w:szCs w:val="24"/>
@@ -372,7 +212,7 @@
       </w:pPr>
       <w:r>
         <w:rPr>
-          <w:rFonts w:ascii="Times New Roman" w:eastAsia="Times New Roman" w:hAnsi="Times New Roman" w:cs="Times New Roman"/>
+          <w:rFonts w:eastAsia="Times New Roman" w:cs="Times New Roman" w:ascii="Times New Roman" w:hAnsi="Times New Roman"/>
           <w:color w:val="202124"/>
           <w:sz w:val="24"/>
           <w:szCs w:val="24"/>
@@ -383,149 +223,147 @@
     </w:p>
     <w:p>
       <w:pPr>
-        <w:pBdr>
-          <w:top w:val="nil"/>
-          <w:left w:val="nil"/>
-          <w:bottom w:val="nil"/>
-          <w:right w:val="nil"/>
-          <w:between w:val="nil"/>
-        </w:pBdr>
+        <w:pStyle w:val="Normal"/>
+        <w:pBdr/>
         <w:shd w:val="clear" w:color="auto" w:fill="FFFFFF"/>
-        <w:spacing w:after="420" w:line="240" w:lineRule="auto"/>
-        <w:rPr>
-          <w:rFonts w:ascii="Times New Roman" w:eastAsia="Times New Roman" w:hAnsi="Times New Roman" w:cs="Times New Roman"/>
+        <w:spacing w:lineRule="auto" w:line="240" w:before="0" w:after="420"/>
+        <w:rPr>
+          <w:rFonts w:ascii="Times New Roman" w:hAnsi="Times New Roman" w:eastAsia="Times New Roman" w:cs="Times New Roman"/>
           <w:color w:val="202124"/>
           <w:sz w:val="24"/>
           <w:szCs w:val="24"/>
           <w:highlight w:val="white"/>
         </w:rPr>
       </w:pPr>
+      <w:r>
+        <w:rPr>
+          <w:rFonts w:eastAsia="Times New Roman" w:cs="Times New Roman" w:ascii="Times New Roman" w:hAnsi="Times New Roman"/>
+          <w:color w:val="202124"/>
+          <w:sz w:val="24"/>
+          <w:szCs w:val="24"/>
+          <w:highlight w:val="white"/>
+        </w:rPr>
+      </w:r>
     </w:p>
     <w:p>
       <w:pPr>
-        <w:rPr>
-          <w:rFonts w:ascii="Times New Roman" w:eastAsia="Times New Roman" w:hAnsi="Times New Roman" w:cs="Times New Roman"/>
+        <w:pStyle w:val="Normal"/>
+        <w:spacing w:before="0" w:after="200"/>
+        <w:rPr>
+          <w:rFonts w:ascii="Times New Roman" w:hAnsi="Times New Roman" w:eastAsia="Times New Roman" w:cs="Times New Roman"/>
           <w:b/>
           <w:color w:val="000000"/>
           <w:sz w:val="24"/>
           <w:szCs w:val="24"/>
         </w:rPr>
       </w:pPr>
+      <w:r>
+        <w:rPr>
+          <w:rFonts w:eastAsia="Times New Roman" w:cs="Times New Roman" w:ascii="Times New Roman" w:hAnsi="Times New Roman"/>
+          <w:b/>
+          <w:color w:val="000000"/>
+          <w:sz w:val="24"/>
+          <w:szCs w:val="24"/>
+        </w:rPr>
+      </w:r>
     </w:p>
     <w:sectPr>
-      <w:headerReference w:type="default" r:id="rId7"/>
+      <w:headerReference w:type="even" r:id="rId2"/>
+      <w:headerReference w:type="default" r:id="rId3"/>
+      <w:headerReference w:type="first" r:id="rId4"/>
+      <w:type w:val="nextPage"/>
       <w:pgSz w:w="11906" w:h="16838"/>
-      <w:pgMar w:top="1440" w:right="1800" w:bottom="1440" w:left="1800" w:header="708" w:footer="708" w:gutter="0"/>
-      <w:pgNumType w:start="1"/>
-      <w:cols w:space="720"/>
+      <w:pgMar w:left="1800" w:right="1800" w:gutter="0" w:header="708" w:top="1440" w:footer="0" w:bottom="1440"/>
+      <w:pgNumType w:start="1" w:fmt="decimal"/>
+      <w:formProt w:val="false"/>
+      <w:textDirection w:val="lrTb"/>
+      <w:docGrid w:type="default" w:linePitch="100" w:charSpace="0"/>
     </w:sectPr>
   </w:body>
 </w:document>
 </file>
 
-<file path=word/endnotes.xml><?xml version="1.0" encoding="utf-8"?>
-<w:endnotes xmlns:wpc="http://schemas.microsoft.com/office/word/2010/wordprocessingCanvas" xmlns:cx="http://schemas.microsoft.com/office/drawing/2014/chartex" xmlns:cx1="http://schemas.microsoft.com/office/drawing/2015/9/8/chartex" xmlns:cx2="http://schemas.microsoft.com/office/drawing/2015/10/21/chartex" xmlns:cx3="http://schemas.microsoft.com/office/drawing/2016/5/9/chartex" xmlns:cx4="http://schemas.microsoft.com/office/drawing/2016/5/10/chartex" xmlns:cx5="http://schemas.microsoft.com/office/drawing/2016/5/11/chartex" xmlns:cx6="http://schemas.microsoft.com/office/drawing/2016/5/12/chartex" xmlns:cx7="http://schemas.microsoft.com/office/drawing/2016/5/13/chartex" xmlns:cx8="http://schemas.microsoft.com/office/drawing/2016/5/14/chartex" xmlns:mc="http://schemas.openxmlformats.org/markup-compatibility/2006" xmlns:aink="http://schemas.microsoft.com/office/drawing/2016/ink" xmlns:am3d="http://schemas.microsoft.com/office/drawing/2017/model3d" xmlns:o="urn:schemas-microsoft-com:office:office" xmlns:oel="http://schemas.microsoft.com/office/2019/extlst" xmlns:r="http://schemas.openxmlformats.org/officeDocument/2006/relationships" xmlns:m="http://schemas.openxmlformats.org/officeDocument/2006/math" xmlns:v="urn:schemas-microsoft-com:vml" xmlns:wp14="http://schemas.microsoft.com/office/word/2010/wordprocessingDrawing" xmlns:wp="http://schemas.openxmlformats.org/drawingml/2006/wordprocessingDrawing" xmlns:w10="urn:schemas-microsoft-com:office:word" xmlns:w="http://schemas.openxmlformats.org/wordprocessingml/2006/main" xmlns:w14="http://schemas.microsoft.com/office/word/2010/wordml" xmlns:w15="http://schemas.microsoft.com/office/word/2012/wordml" xmlns:w16cex="http://schemas.microsoft.com/office/word/2018/wordml/cex" xmlns:w16cid="http://schemas.microsoft.com/office/word/2016/wordml/cid" xmlns:w16="http://schemas.microsoft.com/office/word/2018/wordml" xmlns:w16du="http://schemas.microsoft.com/office/word/2023/wordml/word16du" xmlns:w16sdtdh="http://schemas.microsoft.com/office/word/2020/wordml/sdtdatahash" xmlns:w16sdtfl="http://schemas.microsoft.com/office/word/2024/wordml/sdtformatlock" xmlns:w16se="http://schemas.microsoft.com/office/word/2015/wordml/symex" xmlns:wpg="http://schemas.microsoft.com/office/word/2010/wordprocessingGroup" xmlns:wpi="http://schemas.microsoft.com/office/word/2010/wordprocessingInk" xmlns:wne="http://schemas.microsoft.com/office/word/2006/wordml" xmlns:wps="http://schemas.microsoft.com/office/word/2010/wordprocessingShape" mc:Ignorable="w14 w15 w16se w16cid w16 w16cex w16sdtdh w16sdtfl w16du wp14">
-  <w:endnote w:type="separator" w:id="-1">
-    <w:p>
-      <w:pPr>
-        <w:spacing w:after="0" w:line="240" w:lineRule="auto"/>
-      </w:pPr>
-      <w:r>
-        <w:separator/>
-      </w:r>
-    </w:p>
-  </w:endnote>
-  <w:endnote w:type="continuationSeparator" w:id="0">
-    <w:p>
-      <w:pPr>
-        <w:spacing w:after="0" w:line="240" w:lineRule="auto"/>
-      </w:pPr>
-      <w:r>
-        <w:continuationSeparator/>
-      </w:r>
-    </w:p>
-  </w:endnote>
-</w:endnotes>
+<file path=word/header1.xml><?xml version="1.0" encoding="utf-8"?>
+<w:hdr xmlns:o="urn:schemas-microsoft-com:office:office" xmlns:r="http://schemas.openxmlformats.org/officeDocument/2006/relationships" xmlns:v="urn:schemas-microsoft-com:vml" xmlns:w="http://schemas.openxmlformats.org/wordprocessingml/2006/main" xmlns:w10="urn:schemas-microsoft-com:office:word" xmlns:wp="http://schemas.openxmlformats.org/drawingml/2006/wordprocessingDrawing" xmlns:pic="http://schemas.openxmlformats.org/drawingml/2006/picture" xmlns:wps="http://schemas.microsoft.com/office/word/2010/wordprocessingShape" xmlns:wpg="http://schemas.microsoft.com/office/word/2010/wordprocessingGroup" xmlns:mc="http://schemas.openxmlformats.org/markup-compatibility/2006" xmlns:wp14="http://schemas.microsoft.com/office/word/2010/wordprocessingDrawing" xmlns:w14="http://schemas.microsoft.com/office/word/2010/wordml" xmlns:w15="http://schemas.microsoft.com/office/word/2012/wordml" mc:Ignorable="w14 wp14 w15">
+  <w:p>
+    <w:pPr>
+      <w:pStyle w:val="Header"/>
+      <w:rPr/>
+    </w:pPr>
+    <w:r>
+      <w:rPr/>
+    </w:r>
+  </w:p>
+</w:hdr>
 </file>
 
-<file path=word/footnotes.xml><?xml version="1.0" encoding="utf-8"?>
-<w:footnotes xmlns:wpc="http://schemas.microsoft.com/office/word/2010/wordprocessingCanvas" xmlns:cx="http://schemas.microsoft.com/office/drawing/2014/chartex" xmlns:cx1="http://schemas.microsoft.com/office/drawing/2015/9/8/chartex" xmlns:cx2="http://schemas.microsoft.com/office/drawing/2015/10/21/chartex" xmlns:cx3="http://schemas.microsoft.com/office/drawing/2016/5/9/chartex" xmlns:cx4="http://schemas.microsoft.com/office/drawing/2016/5/10/chartex" xmlns:cx5="http://schemas.microsoft.com/office/drawing/2016/5/11/chartex" xmlns:cx6="http://schemas.microsoft.com/office/drawing/2016/5/12/chartex" xmlns:cx7="http://schemas.microsoft.com/office/drawing/2016/5/13/chartex" xmlns:cx8="http://schemas.microsoft.com/office/drawing/2016/5/14/chartex" xmlns:mc="http://schemas.openxmlformats.org/markup-compatibility/2006" xmlns:aink="http://schemas.microsoft.com/office/drawing/2016/ink" xmlns:am3d="http://schemas.microsoft.com/office/drawing/2017/model3d" xmlns:o="urn:schemas-microsoft-com:office:office" xmlns:oel="http://schemas.microsoft.com/office/2019/extlst" xmlns:r="http://schemas.openxmlformats.org/officeDocument/2006/relationships" xmlns:m="http://schemas.openxmlformats.org/officeDocument/2006/math" xmlns:v="urn:schemas-microsoft-com:vml" xmlns:wp14="http://schemas.microsoft.com/office/word/2010/wordprocessingDrawing" xmlns:wp="http://schemas.openxmlformats.org/drawingml/2006/wordprocessingDrawing" xmlns:w10="urn:schemas-microsoft-com:office:word" xmlns:w="http://schemas.openxmlformats.org/wordprocessingml/2006/main" xmlns:w14="http://schemas.microsoft.com/office/word/2010/wordml" xmlns:w15="http://schemas.microsoft.com/office/word/2012/wordml" xmlns:w16cex="http://schemas.microsoft.com/office/word/2018/wordml/cex" xmlns:w16cid="http://schemas.microsoft.com/office/word/2016/wordml/cid" xmlns:w16="http://schemas.microsoft.com/office/word/2018/wordml" xmlns:w16du="http://schemas.microsoft.com/office/word/2023/wordml/word16du" xmlns:w16sdtdh="http://schemas.microsoft.com/office/word/2020/wordml/sdtdatahash" xmlns:w16sdtfl="http://schemas.microsoft.com/office/word/2024/wordml/sdtformatlock" xmlns:w16se="http://schemas.microsoft.com/office/word/2015/wordml/symex" xmlns:wpg="http://schemas.microsoft.com/office/word/2010/wordprocessingGroup" xmlns:wpi="http://schemas.microsoft.com/office/word/2010/wordprocessingInk" xmlns:wne="http://schemas.microsoft.com/office/word/2006/wordml" xmlns:wps="http://schemas.microsoft.com/office/word/2010/wordprocessingShape" mc:Ignorable="w14 w15 w16se w16cid w16 w16cex w16sdtdh w16sdtfl w16du wp14">
-  <w:footnote w:type="separator" w:id="-1">
-    <w:p>
-      <w:pPr>
-        <w:spacing w:after="0" w:line="240" w:lineRule="auto"/>
-      </w:pPr>
-      <w:r>
-        <w:separator/>
-      </w:r>
-    </w:p>
-  </w:footnote>
-  <w:footnote w:type="continuationSeparator" w:id="0">
-    <w:p>
-      <w:pPr>
-        <w:spacing w:after="0" w:line="240" w:lineRule="auto"/>
-      </w:pPr>
-      <w:r>
-        <w:continuationSeparator/>
-      </w:r>
-    </w:p>
-  </w:footnote>
-</w:footnotes>
-</file>
-
-<file path=word/header1.xml><?xml version="1.0" encoding="utf-8"?>
-<w:hdr xmlns:wpc="http://schemas.microsoft.com/office/word/2010/wordprocessingCanvas" xmlns:cx="http://schemas.microsoft.com/office/drawing/2014/chartex" xmlns:cx1="http://schemas.microsoft.com/office/drawing/2015/9/8/chartex" xmlns:cx2="http://schemas.microsoft.com/office/drawing/2015/10/21/chartex" xmlns:cx3="http://schemas.microsoft.com/office/drawing/2016/5/9/chartex" xmlns:cx4="http://schemas.microsoft.com/office/drawing/2016/5/10/chartex" xmlns:cx5="http://schemas.microsoft.com/office/drawing/2016/5/11/chartex" xmlns:cx6="http://schemas.microsoft.com/office/drawing/2016/5/12/chartex" xmlns:cx7="http://schemas.microsoft.com/office/drawing/2016/5/13/chartex" xmlns:cx8="http://schemas.microsoft.com/office/drawing/2016/5/14/chartex" xmlns:mc="http://schemas.openxmlformats.org/markup-compatibility/2006" xmlns:aink="http://schemas.microsoft.com/office/drawing/2016/ink" xmlns:am3d="http://schemas.microsoft.com/office/drawing/2017/model3d" xmlns:o="urn:schemas-microsoft-com:office:office" xmlns:oel="http://schemas.microsoft.com/office/2019/extlst" xmlns:r="http://schemas.openxmlformats.org/officeDocument/2006/relationships" xmlns:m="http://schemas.openxmlformats.org/officeDocument/2006/math" xmlns:v="urn:schemas-microsoft-com:vml" xmlns:wp14="http://schemas.microsoft.com/office/word/2010/wordprocessingDrawing" xmlns:wp="http://schemas.openxmlformats.org/drawingml/2006/wordprocessingDrawing" xmlns:w10="urn:schemas-microsoft-com:office:word" xmlns:w="http://schemas.openxmlformats.org/wordprocessingml/2006/main" xmlns:w14="http://schemas.microsoft.com/office/word/2010/wordml" xmlns:w15="http://schemas.microsoft.com/office/word/2012/wordml" xmlns:w16cex="http://schemas.microsoft.com/office/word/2018/wordml/cex" xmlns:w16cid="http://schemas.microsoft.com/office/word/2016/wordml/cid" xmlns:w16="http://schemas.microsoft.com/office/word/2018/wordml" xmlns:w16du="http://schemas.microsoft.com/office/word/2023/wordml/word16du" xmlns:w16sdtdh="http://schemas.microsoft.com/office/word/2020/wordml/sdtdatahash" xmlns:w16sdtfl="http://schemas.microsoft.com/office/word/2024/wordml/sdtformatlock" xmlns:w16se="http://schemas.microsoft.com/office/word/2015/wordml/symex" xmlns:wpg="http://schemas.microsoft.com/office/word/2010/wordprocessingGroup" xmlns:wpi="http://schemas.microsoft.com/office/word/2010/wordprocessingInk" xmlns:wne="http://schemas.microsoft.com/office/word/2006/wordml" xmlns:wps="http://schemas.microsoft.com/office/word/2010/wordprocessingShape" mc:Ignorable="w14 w15 w16se w16cid w16 w16cex w16sdtdh w16sdtfl w16du wp14">
+<file path=word/header2.xml><?xml version="1.0" encoding="utf-8"?>
+<w:hdr xmlns:o="urn:schemas-microsoft-com:office:office" xmlns:r="http://schemas.openxmlformats.org/officeDocument/2006/relationships" xmlns:v="urn:schemas-microsoft-com:vml" xmlns:w="http://schemas.openxmlformats.org/wordprocessingml/2006/main" xmlns:w10="urn:schemas-microsoft-com:office:word" xmlns:wp="http://schemas.openxmlformats.org/drawingml/2006/wordprocessingDrawing" xmlns:pic="http://schemas.openxmlformats.org/drawingml/2006/picture" xmlns:wps="http://schemas.microsoft.com/office/word/2010/wordprocessingShape" xmlns:wpg="http://schemas.microsoft.com/office/word/2010/wordprocessingGroup" xmlns:mc="http://schemas.openxmlformats.org/markup-compatibility/2006" xmlns:wp14="http://schemas.microsoft.com/office/word/2010/wordprocessingDrawing" xmlns:w14="http://schemas.microsoft.com/office/word/2010/wordml" xmlns:w15="http://schemas.microsoft.com/office/word/2012/wordml" mc:Ignorable="w14 wp14 w15">
   <w:p>
     <w:pPr>
-      <w:spacing w:after="0" w:line="259" w:lineRule="auto"/>
-      <w:ind w:left="20"/>
-      <w:rPr>
-        <w:rFonts w:ascii="Times New Roman" w:eastAsia="Times New Roman" w:hAnsi="Times New Roman" w:cs="Times New Roman"/>
-        <w:color w:val="767070"/>
-      </w:rPr>
-    </w:pPr>
-    <w:r>
-      <w:rPr>
-        <w:noProof/>
-        <w:lang w:val="en-GB" w:eastAsia="en-GB"/>
+      <w:pStyle w:val="Normal"/>
+      <w:pBdr/>
+      <w:tabs>
+        <w:tab w:val="clear" w:pos="720"/>
+        <w:tab w:val="center" w:pos="4513" w:leader="none"/>
+        <w:tab w:val="right" w:pos="9026" w:leader="none"/>
+      </w:tabs>
+      <w:spacing w:lineRule="auto" w:line="240" w:before="0" w:after="0"/>
+      <w:rPr>
+        <w:i/>
+        <w:color w:val="000000"/>
+        <w:sz w:val="16"/>
+        <w:szCs w:val="16"/>
+      </w:rPr>
+    </w:pPr>
+    <w:r>
+      <w:rPr>
+        <w:i/>
+        <w:color w:val="000000"/>
+        <w:sz w:val="16"/>
+        <w:szCs w:val="16"/>
       </w:rPr>
       <w:drawing>
-        <wp:anchor distT="0" distB="0" distL="114300" distR="114300" simplePos="0" relativeHeight="251658240" behindDoc="0" locked="0" layoutInCell="1" hidden="0" allowOverlap="1" wp14:anchorId="38BEFA26" wp14:editId="5AB1A905">
+        <wp:anchor distT="0" distB="0" distL="114300" distR="114300" simplePos="0" relativeHeight="2" behindDoc="1" locked="0" layoutInCell="0" allowOverlap="1">
           <wp:simplePos x="0" y="0"/>
           <wp:positionH relativeFrom="column">
-            <wp:posOffset>5105400</wp:posOffset>
+            <wp:posOffset>4832985</wp:posOffset>
           </wp:positionH>
           <wp:positionV relativeFrom="paragraph">
-            <wp:posOffset>-15875</wp:posOffset>
+            <wp:posOffset>7620</wp:posOffset>
           </wp:positionV>
-          <wp:extent cx="1038225" cy="601980"/>
-          <wp:effectExtent l="0" t="0" r="9525" b="7620"/>
-          <wp:wrapSquare wrapText="bothSides" distT="0" distB="0" distL="114300" distR="114300"/>
-          <wp:docPr id="2" name="image1.png" descr="C:\Users\Admin\Downloads\YSA Logo-Coloured.png"/>
-          <wp:cNvGraphicFramePr/>
+          <wp:extent cx="817880" cy="455930"/>
+          <wp:effectExtent l="0" t="0" r="0" b="0"/>
+          <wp:wrapSquare wrapText="bothSides"/>
+          <wp:docPr id="1" name="image2.png" descr="C:\Users\Admin\AppData\Local\Microsoft\Windows\INetCache\Content.Word\Logo-Coloured (1).png"/>
+          <wp:cNvGraphicFramePr>
+            <a:graphicFrameLocks xmlns:a="http://schemas.openxmlformats.org/drawingml/2006/main" noChangeAspect="1"/>
+          </wp:cNvGraphicFramePr>
           <a:graphic xmlns:a="http://schemas.openxmlformats.org/drawingml/2006/main">
             <a:graphicData uri="http://schemas.openxmlformats.org/drawingml/2006/picture">
               <pic:pic xmlns:pic="http://schemas.openxmlformats.org/drawingml/2006/picture">
                 <pic:nvPicPr>
-                  <pic:cNvPr id="0" name="image1.png" descr="C:\Users\Admin\Downloads\YSA Logo-Coloured.png"/>
-                  <pic:cNvPicPr preferRelativeResize="0"/>
+                  <pic:cNvPr id="1" name="image2.png" descr="C:\Users\Admin\AppData\Local\Microsoft\Windows\INetCache\Content.Word\Logo-Coloured (1).png"/>
+                  <pic:cNvPicPr>
+                    <a:picLocks noChangeAspect="1" noChangeArrowheads="1"/>
+                  </pic:cNvPicPr>
                 </pic:nvPicPr>
                 <pic:blipFill>
                   <a:blip r:embed="rId1"/>
-                  <a:srcRect t="17423" b="24596"/>
+                  <a:srcRect l="0" t="18010" r="177" b="23783"/>
                   <a:stretch>
                     <a:fillRect/>
                   </a:stretch>
                 </pic:blipFill>
-                <pic:spPr>
+                <pic:spPr bwMode="auto">
                   <a:xfrm>
                     <a:off x="0" y="0"/>
-                    <a:ext cx="1038225" cy="601980"/>
+                    <a:ext cx="817880" cy="455930"/>
                   </a:xfrm>
                   <a:prstGeom prst="rect">
                     <a:avLst/>
                   </a:prstGeom>
-                  <a:ln/>
+                  <a:noFill/>
                 </pic:spPr>
               </pic:pic>
             </a:graphicData>
@@ -535,118 +373,626 @@
     </w:r>
     <w:r>
       <w:rPr>
-        <w:rFonts w:ascii="Times New Roman" w:eastAsia="Times New Roman" w:hAnsi="Times New Roman" w:cs="Times New Roman"/>
-        <w:color w:val="767070"/>
-      </w:rPr>
-      <w:t>Young Scientists’ Conference on Multidisciplinary Research, YSCMR 202</w:t>
-    </w:r>
-    <w:r>
-      <w:rPr>
-        <w:rFonts w:ascii="Times New Roman" w:eastAsia="Times New Roman" w:hAnsi="Times New Roman" w:cs="Times New Roman"/>
-        <w:color w:val="767070"/>
-      </w:rPr>
-      <w:t>6</w:t>
-    </w:r>
-    <w:r>
-      <w:rPr>
-        <w:rFonts w:ascii="Times New Roman" w:eastAsia="Times New Roman" w:hAnsi="Times New Roman" w:cs="Times New Roman"/>
-        <w:color w:val="767070"/>
-      </w:rPr>
-      <w:t xml:space="preserve"> </w:t>
+        <w:i/>
+        <w:color w:val="000000"/>
+        <w:sz w:val="16"/>
+        <w:szCs w:val="16"/>
+      </w:rPr>
+      <w:t>SSN/ISBN ***-****</w:t>
     </w:r>
   </w:p>
   <w:p>
     <w:pPr>
-      <w:spacing w:after="0" w:line="259" w:lineRule="auto"/>
-      <w:ind w:left="20"/>
-      <w:rPr>
-        <w:rFonts w:ascii="Times New Roman" w:eastAsia="Times New Roman" w:hAnsi="Times New Roman" w:cs="Times New Roman"/>
-        <w:color w:val="767070"/>
-      </w:rPr>
-    </w:pPr>
-    <w:r>
-      <w:rPr>
-        <w:rFonts w:ascii="Times New Roman" w:eastAsia="Times New Roman" w:hAnsi="Times New Roman" w:cs="Times New Roman"/>
-        <w:color w:val="767070"/>
-      </w:rPr>
-      <w:t>Org</w:t>
-    </w:r>
-    <w:r>
-      <w:rPr>
-        <w:rFonts w:ascii="Times New Roman" w:eastAsia="Times New Roman" w:hAnsi="Times New Roman" w:cs="Times New Roman"/>
-        <w:color w:val="767070"/>
-      </w:rPr>
-      <w:t xml:space="preserve">anized by the Young Scientists’ </w:t>
-    </w:r>
-    <w:r>
-      <w:rPr>
-        <w:rFonts w:ascii="Times New Roman" w:eastAsia="Times New Roman" w:hAnsi="Times New Roman" w:cs="Times New Roman"/>
-        <w:color w:val="767070"/>
-      </w:rPr>
-      <w:t>Association</w:t>
-    </w:r>
-    <w:r>
-      <w:rPr>
-        <w:rFonts w:ascii="Times New Roman" w:eastAsia="Times New Roman" w:hAnsi="Times New Roman" w:cs="Times New Roman"/>
-        <w:color w:val="767070"/>
-      </w:rPr>
-      <w:t xml:space="preserve">, </w:t>
+      <w:pStyle w:val="Normal"/>
+      <w:pBdr/>
+      <w:tabs>
+        <w:tab w:val="clear" w:pos="720"/>
+        <w:tab w:val="center" w:pos="4513" w:leader="none"/>
+        <w:tab w:val="right" w:pos="9026" w:leader="none"/>
+      </w:tabs>
+      <w:spacing w:lineRule="auto" w:line="240" w:before="0" w:after="0"/>
+      <w:rPr>
+        <w:i/>
+        <w:color w:val="000000"/>
+        <w:sz w:val="16"/>
+        <w:szCs w:val="16"/>
+      </w:rPr>
+    </w:pPr>
+    <w:r>
+      <w:rPr>
+        <w:i/>
+        <w:color w:val="000000"/>
+        <w:sz w:val="16"/>
+        <w:szCs w:val="16"/>
+      </w:rPr>
+      <w:t>Young Scientists’ Conference on Multidisciplinary Research (YSCMR) 2026</w:t>
     </w:r>
   </w:p>
   <w:p>
     <w:pPr>
-      <w:spacing w:after="0" w:line="259" w:lineRule="auto"/>
-      <w:ind w:left="20"/>
-      <w:rPr>
-        <w:rFonts w:ascii="Times New Roman" w:eastAsia="Times New Roman" w:hAnsi="Times New Roman" w:cs="Times New Roman"/>
-        <w:color w:val="767070"/>
-      </w:rPr>
-    </w:pPr>
-    <w:r>
-      <w:rPr>
-        <w:rFonts w:ascii="Times New Roman" w:eastAsia="Times New Roman" w:hAnsi="Times New Roman" w:cs="Times New Roman"/>
-        <w:color w:val="767070"/>
-      </w:rPr>
-      <w:t>National Institute of Fundamental Studies, Sri Lanka (NIFS-YSA)</w:t>
+      <w:pStyle w:val="Normal"/>
+      <w:pBdr/>
+      <w:tabs>
+        <w:tab w:val="clear" w:pos="720"/>
+        <w:tab w:val="center" w:pos="4513" w:leader="none"/>
+        <w:tab w:val="right" w:pos="9026" w:leader="none"/>
+      </w:tabs>
+      <w:spacing w:lineRule="auto" w:line="240" w:before="0" w:after="0"/>
+      <w:rPr>
+        <w:i/>
+        <w:color w:val="000000"/>
+        <w:sz w:val="16"/>
+        <w:szCs w:val="16"/>
+      </w:rPr>
+    </w:pPr>
+    <w:r>
+      <w:rPr>
+        <w:i/>
+        <w:color w:val="000000"/>
+        <w:sz w:val="16"/>
+        <w:szCs w:val="16"/>
+      </w:rPr>
+      <mc:AlternateContent>
+        <mc:Choice Requires="wps">
+          <w:drawing>
+            <wp:anchor distT="0" distB="0" distL="0" distR="0" simplePos="0" relativeHeight="3" behindDoc="1" locked="0" layoutInCell="1" allowOverlap="1" wp14:anchorId="4CD9BE0F">
+              <wp:simplePos x="0" y="0"/>
+              <wp:positionH relativeFrom="column">
+                <wp:posOffset>4762500</wp:posOffset>
+              </wp:positionH>
+              <wp:positionV relativeFrom="paragraph">
+                <wp:posOffset>635</wp:posOffset>
+              </wp:positionV>
+              <wp:extent cx="609600" cy="229870"/>
+              <wp:effectExtent l="0" t="0" r="0" b="0"/>
+              <wp:wrapNone/>
+              <wp:docPr id="2" name="Rectangle 30"/>
+              <a:graphic xmlns:a="http://schemas.openxmlformats.org/drawingml/2006/main">
+                <a:graphicData uri="http://schemas.microsoft.com/office/word/2010/wordprocessingShape">
+                  <wps:wsp>
+                    <wps:cNvSpPr/>
+                    <wps:spPr>
+                      <a:xfrm>
+                        <a:off x="0" y="0"/>
+                        <a:ext cx="609480" cy="230040"/>
+                      </a:xfrm>
+                      <a:prstGeom prst="rect">
+                        <a:avLst/>
+                      </a:prstGeom>
+                      <a:noFill/>
+                      <a:ln w="0">
+                        <a:noFill/>
+                      </a:ln>
+                    </wps:spPr>
+                    <wps:style>
+                      <a:lnRef idx="0"/>
+                      <a:fillRef idx="0"/>
+                      <a:effectRef idx="0"/>
+                      <a:fontRef idx="minor"/>
+                    </wps:style>
+                    <wps:txbx>
+                      <w:txbxContent>
+                        <w:p>
+                          <w:pPr>
+                            <w:pStyle w:val="FrameContents"/>
+                            <w:spacing w:lineRule="auto" w:line="259" w:before="0" w:after="200"/>
+                            <w:rPr/>
+                          </w:pPr>
+                          <w:r>
+                            <w:rPr/>
+                          </w:r>
+                        </w:p>
+                      </w:txbxContent>
+                    </wps:txbx>
+                    <wps:bodyPr anchor="t">
+                      <a:noAutofit/>
+                    </wps:bodyPr>
+                  </wps:wsp>
+                </a:graphicData>
+              </a:graphic>
+            </wp:anchor>
+          </w:drawing>
+        </mc:Choice>
+        <mc:Fallback>
+          <w:pict>
+            <v:rect id="shape_0" stroked="f" o:allowincell="f" style="position:absolute;margin-left:375pt;margin-top:0pt;width:47.95pt;height:18.05pt;mso-wrap-style:none;v-text-anchor:middle" wp14:anchorId="4CD9BE0F">
+              <v:fill o:detectmouseclick="t" on="false"/>
+              <v:stroke color="#3465a4" joinstyle="round" endcap="flat"/>
+              <v:textbox>
+                <w:txbxContent>
+                  <w:p>
+                    <w:pPr>
+                      <w:pStyle w:val="FrameContents"/>
+                      <w:spacing w:lineRule="auto" w:line="259" w:before="0" w:after="200"/>
+                      <w:rPr/>
+                    </w:pPr>
+                    <w:r>
+                      <w:rPr/>
+                    </w:r>
+                  </w:p>
+                </w:txbxContent>
+              </v:textbox>
+              <w10:wrap type="none"/>
+            </v:rect>
+          </w:pict>
+        </mc:Fallback>
+      </mc:AlternateContent>
+    </w:r>
+    <w:r>
+      <w:rPr>
+        <w:i/>
+        <w:color w:val="000000"/>
+        <w:sz w:val="16"/>
+        <w:szCs w:val="16"/>
+      </w:rPr>
+      <w:t>Young Scientists’ Association, National Institute of Fundamental Studies, Sri Lanka</w:t>
     </w:r>
   </w:p>
   <w:p>
     <w:pPr>
+      <w:pStyle w:val="Normal"/>
+      <w:pBdr/>
       <w:tabs>
-        <w:tab w:val="center" w:pos="4680"/>
-        <w:tab w:val="right" w:pos="9360"/>
+        <w:tab w:val="clear" w:pos="720"/>
+        <w:tab w:val="center" w:pos="4513" w:leader="none"/>
+        <w:tab w:val="right" w:pos="9026" w:leader="none"/>
       </w:tabs>
-      <w:spacing w:after="0" w:line="240" w:lineRule="auto"/>
-    </w:pPr>
+      <w:spacing w:lineRule="auto" w:line="240" w:before="0" w:after="0"/>
+      <w:rPr>
+        <w:i/>
+        <w:color w:val="000000"/>
+        <w:sz w:val="16"/>
+        <w:szCs w:val="16"/>
+      </w:rPr>
+    </w:pPr>
+    <w:r>
+      <w:rPr>
+        <w:i/>
+        <w:color w:val="000000"/>
+        <w:sz w:val="16"/>
+        <w:szCs w:val="16"/>
+      </w:rPr>
+      <w:t>4</w:t>
+    </w:r>
+    <w:r>
+      <w:rPr>
+        <w:i/>
+        <w:color w:val="000000"/>
+        <w:sz w:val="16"/>
+        <w:szCs w:val="16"/>
+        <w:vertAlign w:val="superscript"/>
+      </w:rPr>
+      <w:t xml:space="preserve">th  </w:t>
+    </w:r>
+    <w:r>
+      <w:rPr>
+        <w:i/>
+        <w:color w:val="000000"/>
+        <w:position w:val="0"/>
+        <w:sz w:val="16"/>
+        <w:szCs w:val="16"/>
+        <w:vertAlign w:val="baseline"/>
+      </w:rPr>
+      <w:t xml:space="preserve">and </w:t>
+    </w:r>
+    <w:r>
+      <w:rPr>
+        <w:i/>
+        <w:color w:val="000000"/>
+        <w:sz w:val="16"/>
+        <w:szCs w:val="16"/>
+      </w:rPr>
+      <w:t>26</w:t>
+    </w:r>
+    <w:r>
+      <w:rPr>
+        <w:i/>
+        <w:color w:val="000000"/>
+        <w:sz w:val="16"/>
+        <w:szCs w:val="16"/>
+        <w:vertAlign w:val="superscript"/>
+      </w:rPr>
+      <w:t xml:space="preserve">th </w:t>
+    </w:r>
+    <w:r>
+      <w:rPr>
+        <w:i/>
+        <w:color w:val="000000"/>
+        <w:sz w:val="16"/>
+        <w:szCs w:val="16"/>
+      </w:rPr>
+      <w:t>of November 2026</w:t>
+    </w:r>
   </w:p>
   <w:p>
     <w:pPr>
-      <w:pBdr>
-        <w:top w:val="nil"/>
-        <w:left w:val="nil"/>
-        <w:bottom w:val="nil"/>
-        <w:right w:val="nil"/>
-        <w:between w:val="nil"/>
-      </w:pBdr>
+      <w:pStyle w:val="Normal"/>
       <w:tabs>
-        <w:tab w:val="center" w:pos="4680"/>
-        <w:tab w:val="right" w:pos="9360"/>
+        <w:tab w:val="clear" w:pos="720"/>
+        <w:tab w:val="center" w:pos="4680" w:leader="none"/>
+        <w:tab w:val="right" w:pos="9360" w:leader="none"/>
       </w:tabs>
-      <w:spacing w:after="0" w:line="240" w:lineRule="auto"/>
-      <w:rPr>
-        <w:color w:val="000000"/>
-      </w:rPr>
-    </w:pPr>
+      <w:spacing w:lineRule="auto" w:line="240" w:before="0" w:after="0"/>
+      <w:rPr/>
+    </w:pPr>
+    <w:r>
+      <w:rPr/>
+    </w:r>
+  </w:p>
+  <w:p>
+    <w:pPr>
+      <w:pStyle w:val="Normal"/>
+      <w:pBdr/>
+      <w:tabs>
+        <w:tab w:val="clear" w:pos="720"/>
+        <w:tab w:val="center" w:pos="4680" w:leader="none"/>
+        <w:tab w:val="right" w:pos="9360" w:leader="none"/>
+      </w:tabs>
+      <w:spacing w:lineRule="auto" w:line="240" w:before="0" w:after="0"/>
+      <w:rPr>
+        <w:color w:val="000000"/>
+      </w:rPr>
+    </w:pPr>
+    <w:r>
+      <w:rPr>
+        <w:color w:val="000000"/>
+      </w:rPr>
+    </w:r>
+  </w:p>
+</w:hdr>
+</file>
+
+<file path=word/header3.xml><?xml version="1.0" encoding="utf-8"?>
+<w:hdr xmlns:o="urn:schemas-microsoft-com:office:office" xmlns:r="http://schemas.openxmlformats.org/officeDocument/2006/relationships" xmlns:v="urn:schemas-microsoft-com:vml" xmlns:w="http://schemas.openxmlformats.org/wordprocessingml/2006/main" xmlns:w10="urn:schemas-microsoft-com:office:word" xmlns:wp="http://schemas.openxmlformats.org/drawingml/2006/wordprocessingDrawing" xmlns:pic="http://schemas.openxmlformats.org/drawingml/2006/picture" xmlns:wps="http://schemas.microsoft.com/office/word/2010/wordprocessingShape" xmlns:wpg="http://schemas.microsoft.com/office/word/2010/wordprocessingGroup" xmlns:mc="http://schemas.openxmlformats.org/markup-compatibility/2006" xmlns:wp14="http://schemas.microsoft.com/office/word/2010/wordprocessingDrawing" xmlns:w14="http://schemas.microsoft.com/office/word/2010/wordml" xmlns:w15="http://schemas.microsoft.com/office/word/2012/wordml" mc:Ignorable="w14 wp14 w15">
+  <w:p>
+    <w:pPr>
+      <w:pStyle w:val="Normal"/>
+      <w:pBdr/>
+      <w:tabs>
+        <w:tab w:val="clear" w:pos="720"/>
+        <w:tab w:val="center" w:pos="4513" w:leader="none"/>
+        <w:tab w:val="right" w:pos="9026" w:leader="none"/>
+      </w:tabs>
+      <w:spacing w:lineRule="auto" w:line="240" w:before="0" w:after="0"/>
+      <w:rPr>
+        <w:i/>
+        <w:color w:val="000000"/>
+        <w:sz w:val="16"/>
+        <w:szCs w:val="16"/>
+      </w:rPr>
+    </w:pPr>
+    <w:r>
+      <w:rPr>
+        <w:i/>
+        <w:color w:val="000000"/>
+        <w:sz w:val="16"/>
+        <w:szCs w:val="16"/>
+      </w:rPr>
+      <w:drawing>
+        <wp:anchor distT="0" distB="0" distL="114300" distR="114300" simplePos="0" relativeHeight="2" behindDoc="1" locked="0" layoutInCell="0" allowOverlap="1">
+          <wp:simplePos x="0" y="0"/>
+          <wp:positionH relativeFrom="column">
+            <wp:posOffset>4832985</wp:posOffset>
+          </wp:positionH>
+          <wp:positionV relativeFrom="paragraph">
+            <wp:posOffset>7620</wp:posOffset>
+          </wp:positionV>
+          <wp:extent cx="817880" cy="455930"/>
+          <wp:effectExtent l="0" t="0" r="0" b="0"/>
+          <wp:wrapSquare wrapText="bothSides"/>
+          <wp:docPr id="3" name="image2.png" descr="C:\Users\Admin\AppData\Local\Microsoft\Windows\INetCache\Content.Word\Logo-Coloured (1).png"/>
+          <wp:cNvGraphicFramePr>
+            <a:graphicFrameLocks xmlns:a="http://schemas.openxmlformats.org/drawingml/2006/main" noChangeAspect="1"/>
+          </wp:cNvGraphicFramePr>
+          <a:graphic xmlns:a="http://schemas.openxmlformats.org/drawingml/2006/main">
+            <a:graphicData uri="http://schemas.openxmlformats.org/drawingml/2006/picture">
+              <pic:pic xmlns:pic="http://schemas.openxmlformats.org/drawingml/2006/picture">
+                <pic:nvPicPr>
+                  <pic:cNvPr id="3" name="image2.png" descr="C:\Users\Admin\AppData\Local\Microsoft\Windows\INetCache\Content.Word\Logo-Coloured (1).png"/>
+                  <pic:cNvPicPr>
+                    <a:picLocks noChangeAspect="1" noChangeArrowheads="1"/>
+                  </pic:cNvPicPr>
+                </pic:nvPicPr>
+                <pic:blipFill>
+                  <a:blip r:embed="rId1"/>
+                  <a:srcRect l="0" t="18010" r="177" b="23783"/>
+                  <a:stretch>
+                    <a:fillRect/>
+                  </a:stretch>
+                </pic:blipFill>
+                <pic:spPr bwMode="auto">
+                  <a:xfrm>
+                    <a:off x="0" y="0"/>
+                    <a:ext cx="817880" cy="455930"/>
+                  </a:xfrm>
+                  <a:prstGeom prst="rect">
+                    <a:avLst/>
+                  </a:prstGeom>
+                  <a:noFill/>
+                </pic:spPr>
+              </pic:pic>
+            </a:graphicData>
+          </a:graphic>
+        </wp:anchor>
+      </w:drawing>
+    </w:r>
+    <w:r>
+      <w:rPr>
+        <w:i/>
+        <w:color w:val="000000"/>
+        <w:sz w:val="16"/>
+        <w:szCs w:val="16"/>
+      </w:rPr>
+      <w:t>SSN/ISBN ***-****</w:t>
+    </w:r>
+  </w:p>
+  <w:p>
+    <w:pPr>
+      <w:pStyle w:val="Normal"/>
+      <w:pBdr/>
+      <w:tabs>
+        <w:tab w:val="clear" w:pos="720"/>
+        <w:tab w:val="center" w:pos="4513" w:leader="none"/>
+        <w:tab w:val="right" w:pos="9026" w:leader="none"/>
+      </w:tabs>
+      <w:spacing w:lineRule="auto" w:line="240" w:before="0" w:after="0"/>
+      <w:rPr>
+        <w:i/>
+        <w:color w:val="000000"/>
+        <w:sz w:val="16"/>
+        <w:szCs w:val="16"/>
+      </w:rPr>
+    </w:pPr>
+    <w:r>
+      <w:rPr>
+        <w:i/>
+        <w:color w:val="000000"/>
+        <w:sz w:val="16"/>
+        <w:szCs w:val="16"/>
+      </w:rPr>
+      <w:t>Young Scientists’ Conference on Multidisciplinary Research (YSCMR) 2026</w:t>
+    </w:r>
+  </w:p>
+  <w:p>
+    <w:pPr>
+      <w:pStyle w:val="Normal"/>
+      <w:pBdr/>
+      <w:tabs>
+        <w:tab w:val="clear" w:pos="720"/>
+        <w:tab w:val="center" w:pos="4513" w:leader="none"/>
+        <w:tab w:val="right" w:pos="9026" w:leader="none"/>
+      </w:tabs>
+      <w:spacing w:lineRule="auto" w:line="240" w:before="0" w:after="0"/>
+      <w:rPr>
+        <w:i/>
+        <w:color w:val="000000"/>
+        <w:sz w:val="16"/>
+        <w:szCs w:val="16"/>
+      </w:rPr>
+    </w:pPr>
+    <w:r>
+      <w:rPr>
+        <w:i/>
+        <w:color w:val="000000"/>
+        <w:sz w:val="16"/>
+        <w:szCs w:val="16"/>
+      </w:rPr>
+      <mc:AlternateContent>
+        <mc:Choice Requires="wps">
+          <w:drawing>
+            <wp:anchor distT="0" distB="0" distL="0" distR="0" simplePos="0" relativeHeight="3" behindDoc="1" locked="0" layoutInCell="1" allowOverlap="1" wp14:anchorId="4CD9BE0F">
+              <wp:simplePos x="0" y="0"/>
+              <wp:positionH relativeFrom="column">
+                <wp:posOffset>4762500</wp:posOffset>
+              </wp:positionH>
+              <wp:positionV relativeFrom="paragraph">
+                <wp:posOffset>635</wp:posOffset>
+              </wp:positionV>
+              <wp:extent cx="609600" cy="229870"/>
+              <wp:effectExtent l="0" t="0" r="0" b="0"/>
+              <wp:wrapNone/>
+              <wp:docPr id="4" name="Rectangle 30"/>
+              <a:graphic xmlns:a="http://schemas.openxmlformats.org/drawingml/2006/main">
+                <a:graphicData uri="http://schemas.microsoft.com/office/word/2010/wordprocessingShape">
+                  <wps:wsp>
+                    <wps:cNvSpPr/>
+                    <wps:spPr>
+                      <a:xfrm>
+                        <a:off x="0" y="0"/>
+                        <a:ext cx="609480" cy="230040"/>
+                      </a:xfrm>
+                      <a:prstGeom prst="rect">
+                        <a:avLst/>
+                      </a:prstGeom>
+                      <a:noFill/>
+                      <a:ln w="0">
+                        <a:noFill/>
+                      </a:ln>
+                    </wps:spPr>
+                    <wps:style>
+                      <a:lnRef idx="0"/>
+                      <a:fillRef idx="0"/>
+                      <a:effectRef idx="0"/>
+                      <a:fontRef idx="minor"/>
+                    </wps:style>
+                    <wps:txbx>
+                      <w:txbxContent>
+                        <w:p>
+                          <w:pPr>
+                            <w:pStyle w:val="FrameContents"/>
+                            <w:spacing w:lineRule="auto" w:line="259" w:before="0" w:after="200"/>
+                            <w:rPr/>
+                          </w:pPr>
+                          <w:r>
+                            <w:rPr/>
+                          </w:r>
+                        </w:p>
+                      </w:txbxContent>
+                    </wps:txbx>
+                    <wps:bodyPr anchor="t">
+                      <a:noAutofit/>
+                    </wps:bodyPr>
+                  </wps:wsp>
+                </a:graphicData>
+              </a:graphic>
+            </wp:anchor>
+          </w:drawing>
+        </mc:Choice>
+        <mc:Fallback>
+          <w:pict>
+            <v:rect id="shape_0" stroked="f" o:allowincell="f" style="position:absolute;margin-left:375pt;margin-top:0pt;width:47.95pt;height:18.05pt;mso-wrap-style:none;v-text-anchor:middle" wp14:anchorId="4CD9BE0F">
+              <v:fill o:detectmouseclick="t" on="false"/>
+              <v:stroke color="#3465a4" joinstyle="round" endcap="flat"/>
+              <v:textbox>
+                <w:txbxContent>
+                  <w:p>
+                    <w:pPr>
+                      <w:pStyle w:val="FrameContents"/>
+                      <w:spacing w:lineRule="auto" w:line="259" w:before="0" w:after="200"/>
+                      <w:rPr/>
+                    </w:pPr>
+                    <w:r>
+                      <w:rPr/>
+                    </w:r>
+                  </w:p>
+                </w:txbxContent>
+              </v:textbox>
+              <w10:wrap type="none"/>
+            </v:rect>
+          </w:pict>
+        </mc:Fallback>
+      </mc:AlternateContent>
+    </w:r>
+    <w:r>
+      <w:rPr>
+        <w:i/>
+        <w:color w:val="000000"/>
+        <w:sz w:val="16"/>
+        <w:szCs w:val="16"/>
+      </w:rPr>
+      <w:t>Young Scientists’ Association, National Institute of Fundamental Studies, Sri Lanka</w:t>
+    </w:r>
+  </w:p>
+  <w:p>
+    <w:pPr>
+      <w:pStyle w:val="Normal"/>
+      <w:pBdr/>
+      <w:tabs>
+        <w:tab w:val="clear" w:pos="720"/>
+        <w:tab w:val="center" w:pos="4513" w:leader="none"/>
+        <w:tab w:val="right" w:pos="9026" w:leader="none"/>
+      </w:tabs>
+      <w:spacing w:lineRule="auto" w:line="240" w:before="0" w:after="0"/>
+      <w:rPr>
+        <w:i/>
+        <w:color w:val="000000"/>
+        <w:sz w:val="16"/>
+        <w:szCs w:val="16"/>
+      </w:rPr>
+    </w:pPr>
+    <w:r>
+      <w:rPr>
+        <w:i/>
+        <w:color w:val="000000"/>
+        <w:sz w:val="16"/>
+        <w:szCs w:val="16"/>
+      </w:rPr>
+      <w:t>4</w:t>
+    </w:r>
+    <w:r>
+      <w:rPr>
+        <w:i/>
+        <w:color w:val="000000"/>
+        <w:sz w:val="16"/>
+        <w:szCs w:val="16"/>
+        <w:vertAlign w:val="superscript"/>
+      </w:rPr>
+      <w:t xml:space="preserve">th  </w:t>
+    </w:r>
+    <w:r>
+      <w:rPr>
+        <w:i/>
+        <w:color w:val="000000"/>
+        <w:position w:val="0"/>
+        <w:sz w:val="16"/>
+        <w:szCs w:val="16"/>
+        <w:vertAlign w:val="baseline"/>
+      </w:rPr>
+      <w:t xml:space="preserve">and </w:t>
+    </w:r>
+    <w:r>
+      <w:rPr>
+        <w:i/>
+        <w:color w:val="000000"/>
+        <w:sz w:val="16"/>
+        <w:szCs w:val="16"/>
+      </w:rPr>
+      <w:t>26</w:t>
+    </w:r>
+    <w:r>
+      <w:rPr>
+        <w:i/>
+        <w:color w:val="000000"/>
+        <w:sz w:val="16"/>
+        <w:szCs w:val="16"/>
+        <w:vertAlign w:val="superscript"/>
+      </w:rPr>
+      <w:t xml:space="preserve">th </w:t>
+    </w:r>
+    <w:r>
+      <w:rPr>
+        <w:i/>
+        <w:color w:val="000000"/>
+        <w:sz w:val="16"/>
+        <w:szCs w:val="16"/>
+      </w:rPr>
+      <w:t>of November 2026</w:t>
+    </w:r>
+  </w:p>
+  <w:p>
+    <w:pPr>
+      <w:pStyle w:val="Normal"/>
+      <w:tabs>
+        <w:tab w:val="clear" w:pos="720"/>
+        <w:tab w:val="center" w:pos="4680" w:leader="none"/>
+        <w:tab w:val="right" w:pos="9360" w:leader="none"/>
+      </w:tabs>
+      <w:spacing w:lineRule="auto" w:line="240" w:before="0" w:after="0"/>
+      <w:rPr/>
+    </w:pPr>
+    <w:r>
+      <w:rPr/>
+    </w:r>
+  </w:p>
+  <w:p>
+    <w:pPr>
+      <w:pStyle w:val="Normal"/>
+      <w:pBdr/>
+      <w:tabs>
+        <w:tab w:val="clear" w:pos="720"/>
+        <w:tab w:val="center" w:pos="4680" w:leader="none"/>
+        <w:tab w:val="right" w:pos="9360" w:leader="none"/>
+      </w:tabs>
+      <w:spacing w:lineRule="auto" w:line="240" w:before="0" w:after="0"/>
+      <w:rPr>
+        <w:color w:val="000000"/>
+      </w:rPr>
+    </w:pPr>
+    <w:r>
+      <w:rPr>
+        <w:color w:val="000000"/>
+      </w:rPr>
+    </w:r>
   </w:p>
 </w:hdr>
 </file>
 
 <file path=word/styles.xml><?xml version="1.0" encoding="utf-8"?>
-<w:styles xmlns:mc="http://schemas.openxmlformats.org/markup-compatibility/2006" xmlns:r="http://schemas.openxmlformats.org/officeDocument/2006/relationships" xmlns:w="http://schemas.openxmlformats.org/wordprocessingml/2006/main" xmlns:w14="http://schemas.microsoft.com/office/word/2010/wordml" xmlns:w15="http://schemas.microsoft.com/office/word/2012/wordml" xmlns:w16cex="http://schemas.microsoft.com/office/word/2018/wordml/cex" xmlns:w16cid="http://schemas.microsoft.com/office/word/2016/wordml/cid" xmlns:w16="http://schemas.microsoft.com/office/word/2018/wordml" xmlns:w16du="http://schemas.microsoft.com/office/word/2023/wordml/word16du" xmlns:w16sdtdh="http://schemas.microsoft.com/office/word/2020/wordml/sdtdatahash" xmlns:w16sdtfl="http://schemas.microsoft.com/office/word/2024/wordml/sdtformatlock" xmlns:w16se="http://schemas.microsoft.com/office/word/2015/wordml/symex" mc:Ignorable="w14 w15 w16se w16cid w16 w16cex w16sdtdh w16sdtfl w16du">
+<w:styles xmlns:w="http://schemas.openxmlformats.org/wordprocessingml/2006/main" xmlns:w14="http://schemas.microsoft.com/office/word/2010/wordml" xmlns:mc="http://schemas.openxmlformats.org/markup-compatibility/2006" mc:Ignorable="w14">
   <w:docDefaults>
     <w:rPrDefault>
       <w:rPr>
-        <w:rFonts w:ascii="Calibri" w:eastAsia="Calibri" w:hAnsi="Calibri" w:cs="Calibri"/>
+        <w:rFonts w:ascii="Calibri" w:hAnsi="Calibri" w:eastAsia="Calibri" w:cs="Calibri"/>
         <w:sz w:val="22"/>
         <w:szCs w:val="22"/>
         <w:lang w:val="en-US" w:eastAsia="en-US" w:bidi="ar-SA"/>
@@ -654,21 +1000,21 @@
     </w:rPrDefault>
     <w:pPrDefault>
       <w:pPr>
-        <w:spacing w:after="200" w:line="276" w:lineRule="auto"/>
+        <w:suppressAutoHyphens w:val="true"/>
       </w:pPr>
     </w:pPrDefault>
   </w:docDefaults>
   <w:latentStyles w:defLockedState="0" w:defUIPriority="99" w:defSemiHidden="0" w:defUnhideWhenUsed="0" w:defQFormat="0" w:count="376">
     <w:lsdException w:name="Normal" w:uiPriority="0" w:qFormat="1"/>
     <w:lsdException w:name="heading 1" w:uiPriority="9" w:qFormat="1"/>
-    <w:lsdException w:name="heading 2" w:semiHidden="1" w:uiPriority="9" w:unhideWhenUsed="1" w:qFormat="1"/>
-    <w:lsdException w:name="heading 3" w:semiHidden="1" w:uiPriority="9" w:unhideWhenUsed="1" w:qFormat="1"/>
-    <w:lsdException w:name="heading 4" w:semiHidden="1" w:uiPriority="9" w:unhideWhenUsed="1" w:qFormat="1"/>
-    <w:lsdException w:name="heading 5" w:semiHidden="1" w:uiPriority="9" w:unhideWhenUsed="1" w:qFormat="1"/>
-    <w:lsdException w:name="heading 6" w:semiHidden="1" w:uiPriority="9" w:unhideWhenUsed="1" w:qFormat="1"/>
-    <w:lsdException w:name="heading 7" w:semiHidden="1" w:uiPriority="9" w:unhideWhenUsed="1" w:qFormat="1"/>
-    <w:lsdException w:name="heading 8" w:semiHidden="1" w:uiPriority="9" w:unhideWhenUsed="1" w:qFormat="1"/>
-    <w:lsdException w:name="heading 9" w:semiHidden="1" w:uiPriority="9" w:unhideWhenUsed="1" w:qFormat="1"/>
+    <w:lsdException w:name="heading 2" w:uiPriority="9" w:semiHidden="1" w:unhideWhenUsed="1" w:qFormat="1"/>
+    <w:lsdException w:name="heading 3" w:uiPriority="9" w:semiHidden="1" w:unhideWhenUsed="1" w:qFormat="1"/>
+    <w:lsdException w:name="heading 4" w:uiPriority="9" w:semiHidden="1" w:unhideWhenUsed="1" w:qFormat="1"/>
+    <w:lsdException w:name="heading 5" w:uiPriority="9" w:semiHidden="1" w:unhideWhenUsed="1" w:qFormat="1"/>
+    <w:lsdException w:name="heading 6" w:uiPriority="9" w:semiHidden="1" w:unhideWhenUsed="1" w:qFormat="1"/>
+    <w:lsdException w:name="heading 7" w:uiPriority="9" w:semiHidden="1" w:unhideWhenUsed="1" w:qFormat="1"/>
+    <w:lsdException w:name="heading 8" w:uiPriority="9" w:semiHidden="1" w:unhideWhenUsed="1" w:qFormat="1"/>
+    <w:lsdException w:name="heading 9" w:uiPriority="9" w:semiHidden="1" w:unhideWhenUsed="1" w:qFormat="1"/>
     <w:lsdException w:name="index 1" w:semiHidden="1" w:unhideWhenUsed="1"/>
     <w:lsdException w:name="index 2" w:semiHidden="1" w:unhideWhenUsed="1"/>
     <w:lsdException w:name="index 3" w:semiHidden="1" w:unhideWhenUsed="1"/>
@@ -678,22 +1024,22 @@
     <w:lsdException w:name="index 7" w:semiHidden="1" w:unhideWhenUsed="1"/>
     <w:lsdException w:name="index 8" w:semiHidden="1" w:unhideWhenUsed="1"/>
     <w:lsdException w:name="index 9" w:semiHidden="1" w:unhideWhenUsed="1"/>
-    <w:lsdException w:name="toc 1" w:semiHidden="1" w:uiPriority="39" w:unhideWhenUsed="1"/>
-    <w:lsdException w:name="toc 2" w:semiHidden="1" w:uiPriority="39" w:unhideWhenUsed="1"/>
-    <w:lsdException w:name="toc 3" w:semiHidden="1" w:uiPriority="39" w:unhideWhenUsed="1"/>
-    <w:lsdException w:name="toc 4" w:semiHidden="1" w:uiPriority="39" w:unhideWhenUsed="1"/>
-    <w:lsdException w:name="toc 5" w:semiHidden="1" w:uiPriority="39" w:unhideWhenUsed="1"/>
-    <w:lsdException w:name="toc 6" w:semiHidden="1" w:uiPriority="39" w:unhideWhenUsed="1"/>
-    <w:lsdException w:name="toc 7" w:semiHidden="1" w:uiPriority="39" w:unhideWhenUsed="1"/>
-    <w:lsdException w:name="toc 8" w:semiHidden="1" w:uiPriority="39" w:unhideWhenUsed="1"/>
-    <w:lsdException w:name="toc 9" w:semiHidden="1" w:uiPriority="39" w:unhideWhenUsed="1"/>
+    <w:lsdException w:name="toc 1" w:uiPriority="39" w:semiHidden="1" w:unhideWhenUsed="1"/>
+    <w:lsdException w:name="toc 2" w:uiPriority="39" w:semiHidden="1" w:unhideWhenUsed="1"/>
+    <w:lsdException w:name="toc 3" w:uiPriority="39" w:semiHidden="1" w:unhideWhenUsed="1"/>
+    <w:lsdException w:name="toc 4" w:uiPriority="39" w:semiHidden="1" w:unhideWhenUsed="1"/>
+    <w:lsdException w:name="toc 5" w:uiPriority="39" w:semiHidden="1" w:unhideWhenUsed="1"/>
+    <w:lsdException w:name="toc 6" w:uiPriority="39" w:semiHidden="1" w:unhideWhenUsed="1"/>
+    <w:lsdException w:name="toc 7" w:uiPriority="39" w:semiHidden="1" w:unhideWhenUsed="1"/>
+    <w:lsdException w:name="toc 8" w:uiPriority="39" w:semiHidden="1" w:unhideWhenUsed="1"/>
+    <w:lsdException w:name="toc 9" w:uiPriority="39" w:semiHidden="1" w:unhideWhenUsed="1"/>
     <w:lsdException w:name="Normal Indent" w:semiHidden="1" w:unhideWhenUsed="1"/>
     <w:lsdException w:name="footnote text" w:semiHidden="1" w:unhideWhenUsed="1"/>
     <w:lsdException w:name="annotation text" w:semiHidden="1" w:unhideWhenUsed="1"/>
     <w:lsdException w:name="header" w:semiHidden="1" w:unhideWhenUsed="1"/>
     <w:lsdException w:name="footer" w:semiHidden="1" w:unhideWhenUsed="1"/>
     <w:lsdException w:name="index heading" w:semiHidden="1" w:unhideWhenUsed="1"/>
-    <w:lsdException w:name="caption" w:semiHidden="1" w:uiPriority="35" w:unhideWhenUsed="1" w:qFormat="1"/>
+    <w:lsdException w:name="caption" w:uiPriority="35" w:semiHidden="1" w:unhideWhenUsed="1" w:qFormat="1"/>
     <w:lsdException w:name="table of figures" w:semiHidden="1" w:unhideWhenUsed="1"/>
     <w:lsdException w:name="envelope address" w:semiHidden="1" w:unhideWhenUsed="1"/>
     <w:lsdException w:name="envelope return" w:semiHidden="1" w:unhideWhenUsed="1"/>
@@ -724,7 +1070,7 @@
     <w:lsdException w:name="Title" w:uiPriority="10" w:qFormat="1"/>
     <w:lsdException w:name="Closing" w:semiHidden="1" w:unhideWhenUsed="1"/>
     <w:lsdException w:name="Signature" w:semiHidden="1" w:unhideWhenUsed="1"/>
-    <w:lsdException w:name="Default Paragraph Font" w:semiHidden="1" w:uiPriority="1" w:unhideWhenUsed="1"/>
+    <w:lsdException w:name="Default Paragraph Font" w:uiPriority="1" w:semiHidden="1" w:unhideWhenUsed="1"/>
     <w:lsdException w:name="Body Text" w:semiHidden="1" w:unhideWhenUsed="1"/>
     <w:lsdException w:name="Body Text Indent" w:semiHidden="1" w:unhideWhenUsed="1"/>
     <w:lsdException w:name="List Continue" w:semiHidden="1" w:unhideWhenUsed="1"/>
@@ -924,8 +1270,8 @@
     <w:lsdException w:name="Subtle Reference" w:uiPriority="31" w:qFormat="1"/>
     <w:lsdException w:name="Intense Reference" w:uiPriority="32" w:qFormat="1"/>
     <w:lsdException w:name="Book Title" w:uiPriority="33" w:qFormat="1"/>
-    <w:lsdException w:name="Bibliography" w:semiHidden="1" w:uiPriority="37" w:unhideWhenUsed="1"/>
-    <w:lsdException w:name="TOC Heading" w:semiHidden="1" w:uiPriority="39" w:unhideWhenUsed="1" w:qFormat="1"/>
+    <w:lsdException w:name="Bibliography" w:uiPriority="37" w:semiHidden="1" w:unhideWhenUsed="1"/>
+    <w:lsdException w:name="TOC Heading" w:uiPriority="39" w:semiHidden="1" w:unhideWhenUsed="1" w:qFormat="1"/>
     <w:lsdException w:name="Plain Table 1" w:uiPriority="41"/>
     <w:lsdException w:name="Plain Table 2" w:uiPriority="42"/>
     <w:lsdException w:name="Plain Table 3" w:uiPriority="43"/>
@@ -1036,9 +1382,23 @@
     <w:lsdException w:name="Unresolved Mention" w:semiHidden="1" w:unhideWhenUsed="1"/>
     <w:lsdException w:name="Smart Link" w:semiHidden="1" w:unhideWhenUsed="1"/>
   </w:latentStyles>
-  <w:style w:type="paragraph" w:default="1" w:styleId="Normal">
+  <w:style w:type="paragraph" w:styleId="Normal" w:default="1">
     <w:name w:val="Normal"/>
     <w:qFormat/>
+    <w:pPr>
+      <w:widowControl/>
+      <w:bidi w:val="0"/>
+      <w:spacing w:lineRule="auto" w:line="276" w:before="0" w:after="200"/>
+      <w:jc w:val="start"/>
+    </w:pPr>
+    <w:rPr>
+      <w:rFonts w:ascii="Calibri" w:hAnsi="Calibri" w:eastAsia="Calibri" w:cs="Calibri"/>
+      <w:color w:val="auto"/>
+      <w:kern w:val="0"/>
+      <w:sz w:val="22"/>
+      <w:szCs w:val="22"/>
+      <w:lang w:val="en-US" w:eastAsia="en-US" w:bidi="ar-SA"/>
+    </w:rPr>
   </w:style>
   <w:style w:type="paragraph" w:styleId="Heading1">
     <w:name w:val="heading 1"/>
@@ -1047,7 +1407,7 @@
     <w:uiPriority w:val="9"/>
     <w:qFormat/>
     <w:pPr>
-      <w:keepNext/>
+      <w:keepNext w:val="true"/>
       <w:keepLines/>
       <w:spacing w:before="480" w:after="120"/>
       <w:outlineLvl w:val="0"/>
@@ -1067,7 +1427,7 @@
     <w:unhideWhenUsed/>
     <w:qFormat/>
     <w:pPr>
-      <w:keepNext/>
+      <w:keepNext w:val="true"/>
       <w:keepLines/>
       <w:spacing w:before="360" w:after="80"/>
       <w:outlineLvl w:val="1"/>
@@ -1087,7 +1447,7 @@
     <w:unhideWhenUsed/>
     <w:qFormat/>
     <w:pPr>
-      <w:keepNext/>
+      <w:keepNext w:val="true"/>
       <w:keepLines/>
       <w:spacing w:before="280" w:after="80"/>
       <w:outlineLvl w:val="2"/>
@@ -1107,7 +1467,7 @@
     <w:unhideWhenUsed/>
     <w:qFormat/>
     <w:pPr>
-      <w:keepNext/>
+      <w:keepNext w:val="true"/>
       <w:keepLines/>
       <w:spacing w:before="240" w:after="40"/>
       <w:outlineLvl w:val="3"/>
@@ -1127,7 +1487,7 @@
     <w:unhideWhenUsed/>
     <w:qFormat/>
     <w:pPr>
-      <w:keepNext/>
+      <w:keepNext w:val="true"/>
       <w:keepLines/>
       <w:spacing w:before="220" w:after="40"/>
       <w:outlineLvl w:val="4"/>
@@ -1145,7 +1505,7 @@
     <w:unhideWhenUsed/>
     <w:qFormat/>
     <w:pPr>
-      <w:keepNext/>
+      <w:keepNext w:val="true"/>
       <w:keepLines/>
       <w:spacing w:before="200" w:after="40"/>
       <w:outlineLvl w:val="5"/>
@@ -1156,11 +1516,311 @@
       <w:szCs w:val="20"/>
     </w:rPr>
   </w:style>
-  <w:style w:type="character" w:default="1" w:styleId="DefaultParagraphFont">
+  <w:style w:type="character" w:styleId="DefaultParagraphFont" w:default="1">
     <w:name w:val="Default Paragraph Font"/>
     <w:uiPriority w:val="1"/>
     <w:semiHidden/>
     <w:unhideWhenUsed/>
+    <w:qFormat/>
+    <w:rPr/>
+  </w:style>
+  <w:style w:type="character" w:styleId="Emphasis">
+    <w:name w:val="Emphasis"/>
+    <w:basedOn w:val="DefaultParagraphFont"/>
+    <w:uiPriority w:val="20"/>
+    <w:qFormat/>
+    <w:rsid w:val="00dc215a"/>
+    <w:rPr>
+      <w:i/>
+      <w:iCs/>
+    </w:rPr>
+  </w:style>
+  <w:style w:type="character" w:styleId="Hyperlink">
+    <w:name w:val="Hyperlink"/>
+    <w:semiHidden/>
+    <w:unhideWhenUsed/>
+    <w:rsid w:val="00c92bd7"/>
+    <w:rPr>
+      <w:color w:val="0000FF"/>
+      <w:u w:val="single"/>
+    </w:rPr>
+  </w:style>
+  <w:style w:type="character" w:styleId="BodyTextChar" w:customStyle="1">
+    <w:name w:val="Body Text Char"/>
+    <w:basedOn w:val="DefaultParagraphFont"/>
+    <w:semiHidden/>
+    <w:qFormat/>
+    <w:rsid w:val="00c92bd7"/>
+    <w:rPr>
+      <w:rFonts w:ascii="Arial" w:hAnsi="Arial" w:eastAsia="Times New Roman" w:cs="Arial"/>
+      <w:bCs/>
+      <w:color w:val="000000"/>
+      <w:sz w:val="24"/>
+      <w:szCs w:val="20"/>
+      <w:lang w:val="en-GB"/>
+    </w:rPr>
+  </w:style>
+  <w:style w:type="character" w:styleId="BodyText2Char" w:customStyle="1">
+    <w:name w:val="Body Text 2 Char"/>
+    <w:basedOn w:val="DefaultParagraphFont"/>
+    <w:link w:val="BodyText2"/>
+    <w:semiHidden/>
+    <w:qFormat/>
+    <w:rsid w:val="00c92bd7"/>
+    <w:rPr>
+      <w:rFonts w:ascii="Times New Roman" w:hAnsi="Times New Roman" w:eastAsia="Times New Roman" w:cs="Times New Roman"/>
+      <w:bCs/>
+      <w:color w:val="000000"/>
+      <w:szCs w:val="20"/>
+      <w:lang w:val="en-GB"/>
+    </w:rPr>
+  </w:style>
+  <w:style w:type="character" w:styleId="HeaderChar" w:customStyle="1">
+    <w:name w:val="Header Char"/>
+    <w:basedOn w:val="DefaultParagraphFont"/>
+    <w:link w:val="Header"/>
+    <w:uiPriority w:val="99"/>
+    <w:qFormat/>
+    <w:rsid w:val="00d7691e"/>
+    <w:rPr/>
+  </w:style>
+  <w:style w:type="character" w:styleId="FooterChar" w:customStyle="1">
+    <w:name w:val="Footer Char"/>
+    <w:basedOn w:val="DefaultParagraphFont"/>
+    <w:link w:val="Footer"/>
+    <w:uiPriority w:val="99"/>
+    <w:qFormat/>
+    <w:rsid w:val="00d7691e"/>
+    <w:rPr/>
+  </w:style>
+  <w:style w:type="character" w:styleId="BalloonTextChar" w:customStyle="1">
+    <w:name w:val="Balloon Text Char"/>
+    <w:basedOn w:val="DefaultParagraphFont"/>
+    <w:link w:val="BalloonText"/>
+    <w:uiPriority w:val="99"/>
+    <w:semiHidden/>
+    <w:qFormat/>
+    <w:rsid w:val="00551c87"/>
+    <w:rPr>
+      <w:rFonts w:ascii="Tahoma" w:hAnsi="Tahoma" w:cs="Tahoma"/>
+      <w:sz w:val="16"/>
+      <w:szCs w:val="16"/>
+    </w:rPr>
+  </w:style>
+  <w:style w:type="paragraph" w:styleId="Heading">
+    <w:name w:val="Heading"/>
+    <w:basedOn w:val="Normal"/>
+    <w:next w:val="BodyText"/>
+    <w:qFormat/>
+    <w:pPr>
+      <w:keepNext w:val="true"/>
+      <w:spacing w:before="240" w:after="120"/>
+    </w:pPr>
+    <w:rPr>
+      <w:rFonts w:ascii="Liberation Sans" w:hAnsi="Liberation Sans" w:eastAsia="Microsoft YaHei" w:cs="Lucida Sans"/>
+      <w:sz w:val="28"/>
+      <w:szCs w:val="28"/>
+    </w:rPr>
+  </w:style>
+  <w:style w:type="paragraph" w:styleId="BodyText">
+    <w:name w:val="Body Text"/>
+    <w:basedOn w:val="Normal"/>
+    <w:link w:val="BodyTextChar"/>
+    <w:semiHidden/>
+    <w:unhideWhenUsed/>
+    <w:rsid w:val="00c92bd7"/>
+    <w:pPr>
+      <w:spacing w:lineRule="auto" w:line="240" w:before="0" w:after="0"/>
+      <w:jc w:val="both"/>
+    </w:pPr>
+    <w:rPr>
+      <w:rFonts w:ascii="Arial" w:hAnsi="Arial" w:eastAsia="Times New Roman" w:cs="Arial"/>
+      <w:bCs/>
+      <w:color w:val="000000"/>
+      <w:sz w:val="24"/>
+      <w:szCs w:val="20"/>
+      <w:lang w:val="en-GB"/>
+    </w:rPr>
+  </w:style>
+  <w:style w:type="paragraph" w:styleId="List">
+    <w:name w:val="List"/>
+    <w:basedOn w:val="BodyText"/>
+    <w:pPr/>
+    <w:rPr>
+      <w:rFonts w:cs="Lucida Sans"/>
+    </w:rPr>
+  </w:style>
+  <w:style w:type="paragraph" w:styleId="Caption">
+    <w:name w:val="caption"/>
+    <w:basedOn w:val="Normal"/>
+    <w:qFormat/>
+    <w:pPr>
+      <w:suppressLineNumbers/>
+      <w:spacing w:before="120" w:after="120"/>
+    </w:pPr>
+    <w:rPr>
+      <w:rFonts w:cs="Lucida Sans"/>
+      <w:i/>
+      <w:iCs/>
+      <w:sz w:val="24"/>
+      <w:szCs w:val="24"/>
+    </w:rPr>
+  </w:style>
+  <w:style w:type="paragraph" w:styleId="Index">
+    <w:name w:val="Index"/>
+    <w:basedOn w:val="Normal"/>
+    <w:qFormat/>
+    <w:pPr>
+      <w:suppressLineNumbers/>
+    </w:pPr>
+    <w:rPr>
+      <w:rFonts w:cs="Lucida Sans"/>
+    </w:rPr>
+  </w:style>
+  <w:style w:type="paragraph" w:styleId="Title">
+    <w:name w:val="Title"/>
+    <w:basedOn w:val="Normal"/>
+    <w:next w:val="Normal"/>
+    <w:uiPriority w:val="10"/>
+    <w:qFormat/>
+    <w:pPr>
+      <w:keepNext w:val="true"/>
+      <w:keepLines/>
+      <w:spacing w:before="480" w:after="120"/>
+    </w:pPr>
+    <w:rPr>
+      <w:b/>
+      <w:sz w:val="72"/>
+      <w:szCs w:val="72"/>
+    </w:rPr>
+  </w:style>
+  <w:style w:type="paragraph" w:styleId="NormalWeb">
+    <w:name w:val="Normal (Web)"/>
+    <w:basedOn w:val="Normal"/>
+    <w:uiPriority w:val="99"/>
+    <w:unhideWhenUsed/>
+    <w:qFormat/>
+    <w:rsid w:val="00dc215a"/>
+    <w:pPr>
+      <w:spacing w:lineRule="auto" w:line="240" w:beforeAutospacing="1" w:afterAutospacing="1"/>
+    </w:pPr>
+    <w:rPr>
+      <w:rFonts w:ascii="Times New Roman" w:hAnsi="Times New Roman" w:eastAsia="Times New Roman" w:cs="Times New Roman"/>
+      <w:sz w:val="24"/>
+      <w:szCs w:val="24"/>
+    </w:rPr>
+  </w:style>
+  <w:style w:type="paragraph" w:styleId="BodyText2">
+    <w:name w:val="Body Text 2"/>
+    <w:basedOn w:val="Normal"/>
+    <w:link w:val="BodyText2Char"/>
+    <w:semiHidden/>
+    <w:unhideWhenUsed/>
+    <w:qFormat/>
+    <w:rsid w:val="00c92bd7"/>
+    <w:pPr>
+      <w:spacing w:lineRule="auto" w:line="240" w:before="0" w:after="0"/>
+      <w:jc w:val="both"/>
+    </w:pPr>
+    <w:rPr>
+      <w:rFonts w:ascii="Times New Roman" w:hAnsi="Times New Roman" w:eastAsia="Times New Roman" w:cs="Times New Roman"/>
+      <w:bCs/>
+      <w:color w:val="000000"/>
+      <w:szCs w:val="20"/>
+      <w:lang w:val="en-GB"/>
+    </w:rPr>
+  </w:style>
+  <w:style w:type="paragraph" w:styleId="HeaderandFooter">
+    <w:name w:val="Header and Footer"/>
+    <w:basedOn w:val="Normal"/>
+    <w:qFormat/>
+    <w:pPr/>
+    <w:rPr/>
+  </w:style>
+  <w:style w:type="paragraph" w:styleId="Header">
+    <w:name w:val="header"/>
+    <w:basedOn w:val="Normal"/>
+    <w:link w:val="HeaderChar"/>
+    <w:uiPriority w:val="99"/>
+    <w:unhideWhenUsed/>
+    <w:rsid w:val="00d7691e"/>
+    <w:pPr>
+      <w:tabs>
+        <w:tab w:val="clear" w:pos="720"/>
+        <w:tab w:val="center" w:pos="4680" w:leader="none"/>
+        <w:tab w:val="right" w:pos="9360" w:leader="none"/>
+      </w:tabs>
+      <w:spacing w:lineRule="auto" w:line="240" w:before="0" w:after="0"/>
+    </w:pPr>
+    <w:rPr/>
+  </w:style>
+  <w:style w:type="paragraph" w:styleId="Footer">
+    <w:name w:val="footer"/>
+    <w:basedOn w:val="Normal"/>
+    <w:link w:val="FooterChar"/>
+    <w:uiPriority w:val="99"/>
+    <w:unhideWhenUsed/>
+    <w:rsid w:val="00d7691e"/>
+    <w:pPr>
+      <w:tabs>
+        <w:tab w:val="clear" w:pos="720"/>
+        <w:tab w:val="center" w:pos="4680" w:leader="none"/>
+        <w:tab w:val="right" w:pos="9360" w:leader="none"/>
+      </w:tabs>
+      <w:spacing w:lineRule="auto" w:line="240" w:before="0" w:after="0"/>
+    </w:pPr>
+    <w:rPr/>
+  </w:style>
+  <w:style w:type="paragraph" w:styleId="Subtitle">
+    <w:name w:val="Subtitle"/>
+    <w:basedOn w:val="Normal"/>
+    <w:next w:val="Normal"/>
+    <w:uiPriority w:val="11"/>
+    <w:qFormat/>
+    <w:pPr>
+      <w:keepNext w:val="true"/>
+      <w:keepLines/>
+      <w:spacing w:before="360" w:after="80"/>
+    </w:pPr>
+    <w:rPr>
+      <w:rFonts w:ascii="Georgia" w:hAnsi="Georgia" w:eastAsia="Georgia" w:cs="Georgia"/>
+      <w:i/>
+      <w:color w:val="666666"/>
+      <w:sz w:val="48"/>
+      <w:szCs w:val="48"/>
+    </w:rPr>
+  </w:style>
+  <w:style w:type="paragraph" w:styleId="BalloonText">
+    <w:name w:val="Balloon Text"/>
+    <w:basedOn w:val="Normal"/>
+    <w:link w:val="BalloonTextChar"/>
+    <w:uiPriority w:val="99"/>
+    <w:semiHidden/>
+    <w:unhideWhenUsed/>
+    <w:qFormat/>
+    <w:rsid w:val="00551c87"/>
+    <w:pPr>
+      <w:spacing w:lineRule="auto" w:line="240" w:before="0" w:after="0"/>
+    </w:pPr>
+    <w:rPr>
+      <w:rFonts w:ascii="Tahoma" w:hAnsi="Tahoma" w:cs="Tahoma"/>
+      <w:sz w:val="16"/>
+      <w:szCs w:val="16"/>
+    </w:rPr>
+  </w:style>
+  <w:style w:type="paragraph" w:styleId="FrameContents">
+    <w:name w:val="Frame Contents"/>
+    <w:basedOn w:val="Normal"/>
+    <w:qFormat/>
+    <w:pPr/>
+    <w:rPr/>
+  </w:style>
+  <w:style w:type="numbering" w:styleId="NoList" w:default="1">
+    <w:name w:val="No List"/>
+    <w:uiPriority w:val="99"/>
+    <w:semiHidden/>
+    <w:unhideWhenUsed/>
+    <w:qFormat/>
   </w:style>
   <w:style w:type="table" w:default="1" w:styleId="TableNormal">
     <w:name w:val="Normal Table"/>
@@ -1168,7 +1828,6 @@
     <w:semiHidden/>
     <w:unhideWhenUsed/>
     <w:tblPr>
-      <w:tblInd w:w="0" w:type="dxa"/>
       <w:tblCellMar>
         <w:top w:w="0" w:type="dxa"/>
         <w:left w:w="108" w:type="dxa"/>
@@ -1177,238 +1836,18 @@
       </w:tblCellMar>
     </w:tblPr>
   </w:style>
-  <w:style w:type="numbering" w:default="1" w:styleId="NoList">
-    <w:name w:val="No List"/>
-    <w:uiPriority w:val="99"/>
-    <w:semiHidden/>
-    <w:unhideWhenUsed/>
-  </w:style>
-  <w:style w:type="paragraph" w:styleId="Title">
-    <w:name w:val="Title"/>
-    <w:basedOn w:val="Normal"/>
-    <w:next w:val="Normal"/>
-    <w:uiPriority w:val="10"/>
-    <w:qFormat/>
-    <w:pPr>
-      <w:keepNext/>
-      <w:keepLines/>
-      <w:spacing w:before="480" w:after="120"/>
-    </w:pPr>
-    <w:rPr>
-      <w:b/>
-      <w:sz w:val="72"/>
-      <w:szCs w:val="72"/>
-    </w:rPr>
-  </w:style>
-  <w:style w:type="paragraph" w:styleId="NormalWeb">
-    <w:name w:val="Normal (Web)"/>
-    <w:basedOn w:val="Normal"/>
-    <w:uiPriority w:val="99"/>
-    <w:unhideWhenUsed/>
-    <w:rsid w:val="00DC215A"/>
-    <w:pPr>
-      <w:spacing w:before="100" w:beforeAutospacing="1" w:after="100" w:afterAutospacing="1" w:line="240" w:lineRule="auto"/>
-    </w:pPr>
-    <w:rPr>
-      <w:rFonts w:ascii="Times New Roman" w:eastAsia="Times New Roman" w:hAnsi="Times New Roman" w:cs="Times New Roman"/>
-      <w:sz w:val="24"/>
-      <w:szCs w:val="24"/>
-    </w:rPr>
-  </w:style>
-  <w:style w:type="character" w:styleId="Emphasis">
-    <w:name w:val="Emphasis"/>
-    <w:basedOn w:val="DefaultParagraphFont"/>
-    <w:uiPriority w:val="20"/>
-    <w:qFormat/>
-    <w:rsid w:val="00DC215A"/>
-    <w:rPr>
-      <w:i/>
-      <w:iCs/>
-    </w:rPr>
-  </w:style>
-  <w:style w:type="character" w:styleId="Hyperlink">
-    <w:name w:val="Hyperlink"/>
-    <w:semiHidden/>
-    <w:unhideWhenUsed/>
-    <w:rsid w:val="00C92BD7"/>
-    <w:rPr>
-      <w:color w:val="0000FF"/>
-      <w:u w:val="single"/>
-    </w:rPr>
-  </w:style>
-  <w:style w:type="paragraph" w:styleId="BodyText">
-    <w:name w:val="Body Text"/>
-    <w:basedOn w:val="Normal"/>
-    <w:link w:val="BodyTextChar"/>
-    <w:semiHidden/>
-    <w:unhideWhenUsed/>
-    <w:rsid w:val="00C92BD7"/>
-    <w:pPr>
-      <w:spacing w:after="0" w:line="240" w:lineRule="auto"/>
-      <w:jc w:val="both"/>
-    </w:pPr>
-    <w:rPr>
-      <w:rFonts w:ascii="Arial" w:eastAsia="Times New Roman" w:hAnsi="Arial" w:cs="Arial"/>
-      <w:bCs/>
-      <w:color w:val="000000"/>
-      <w:sz w:val="24"/>
-      <w:szCs w:val="20"/>
-      <w:lang w:val="en-GB"/>
-    </w:rPr>
-  </w:style>
-  <w:style w:type="character" w:customStyle="1" w:styleId="BodyTextChar">
-    <w:name w:val="Body Text Char"/>
-    <w:basedOn w:val="DefaultParagraphFont"/>
-    <w:link w:val="BodyText"/>
-    <w:semiHidden/>
-    <w:rsid w:val="00C92BD7"/>
-    <w:rPr>
-      <w:rFonts w:ascii="Arial" w:eastAsia="Times New Roman" w:hAnsi="Arial" w:cs="Arial"/>
-      <w:bCs/>
-      <w:color w:val="000000"/>
-      <w:sz w:val="24"/>
-      <w:szCs w:val="20"/>
-      <w:lang w:val="en-GB"/>
-    </w:rPr>
-  </w:style>
-  <w:style w:type="paragraph" w:styleId="BodyText2">
-    <w:name w:val="Body Text 2"/>
-    <w:basedOn w:val="Normal"/>
-    <w:link w:val="BodyText2Char"/>
-    <w:semiHidden/>
-    <w:unhideWhenUsed/>
-    <w:rsid w:val="00C92BD7"/>
-    <w:pPr>
-      <w:spacing w:after="0" w:line="240" w:lineRule="auto"/>
-      <w:jc w:val="both"/>
-    </w:pPr>
-    <w:rPr>
-      <w:rFonts w:ascii="Times New Roman" w:eastAsia="Times New Roman" w:hAnsi="Times New Roman" w:cs="Times New Roman"/>
-      <w:bCs/>
-      <w:color w:val="000000"/>
-      <w:szCs w:val="20"/>
-      <w:lang w:val="en-GB"/>
-    </w:rPr>
-  </w:style>
-  <w:style w:type="character" w:customStyle="1" w:styleId="BodyText2Char">
-    <w:name w:val="Body Text 2 Char"/>
-    <w:basedOn w:val="DefaultParagraphFont"/>
-    <w:link w:val="BodyText2"/>
-    <w:semiHidden/>
-    <w:rsid w:val="00C92BD7"/>
-    <w:rPr>
-      <w:rFonts w:ascii="Times New Roman" w:eastAsia="Times New Roman" w:hAnsi="Times New Roman" w:cs="Times New Roman"/>
-      <w:bCs/>
-      <w:color w:val="000000"/>
-      <w:szCs w:val="20"/>
-      <w:lang w:val="en-GB"/>
-    </w:rPr>
-  </w:style>
-  <w:style w:type="paragraph" w:styleId="Header">
-    <w:name w:val="header"/>
-    <w:basedOn w:val="Normal"/>
-    <w:link w:val="HeaderChar"/>
-    <w:uiPriority w:val="99"/>
-    <w:unhideWhenUsed/>
-    <w:rsid w:val="00D7691E"/>
-    <w:pPr>
-      <w:tabs>
-        <w:tab w:val="center" w:pos="4680"/>
-        <w:tab w:val="right" w:pos="9360"/>
-      </w:tabs>
-      <w:spacing w:after="0" w:line="240" w:lineRule="auto"/>
-    </w:pPr>
-  </w:style>
-  <w:style w:type="character" w:customStyle="1" w:styleId="HeaderChar">
-    <w:name w:val="Header Char"/>
-    <w:basedOn w:val="DefaultParagraphFont"/>
-    <w:link w:val="Header"/>
-    <w:uiPriority w:val="99"/>
-    <w:rsid w:val="00D7691E"/>
-  </w:style>
-  <w:style w:type="paragraph" w:styleId="Footer">
-    <w:name w:val="footer"/>
-    <w:basedOn w:val="Normal"/>
-    <w:link w:val="FooterChar"/>
-    <w:uiPriority w:val="99"/>
-    <w:unhideWhenUsed/>
-    <w:rsid w:val="00D7691E"/>
-    <w:pPr>
-      <w:tabs>
-        <w:tab w:val="center" w:pos="4680"/>
-        <w:tab w:val="right" w:pos="9360"/>
-      </w:tabs>
-      <w:spacing w:after="0" w:line="240" w:lineRule="auto"/>
-    </w:pPr>
-  </w:style>
-  <w:style w:type="character" w:customStyle="1" w:styleId="FooterChar">
-    <w:name w:val="Footer Char"/>
-    <w:basedOn w:val="DefaultParagraphFont"/>
-    <w:link w:val="Footer"/>
-    <w:uiPriority w:val="99"/>
-    <w:rsid w:val="00D7691E"/>
-  </w:style>
-  <w:style w:type="paragraph" w:styleId="Subtitle">
-    <w:name w:val="Subtitle"/>
-    <w:basedOn w:val="Normal"/>
-    <w:next w:val="Normal"/>
-    <w:uiPriority w:val="11"/>
-    <w:qFormat/>
-    <w:pPr>
-      <w:keepNext/>
-      <w:keepLines/>
-      <w:spacing w:before="360" w:after="80"/>
-    </w:pPr>
-    <w:rPr>
-      <w:rFonts w:ascii="Georgia" w:eastAsia="Georgia" w:hAnsi="Georgia" w:cs="Georgia"/>
-      <w:i/>
-      <w:color w:val="666666"/>
-      <w:sz w:val="48"/>
-      <w:szCs w:val="48"/>
-    </w:rPr>
-  </w:style>
-  <w:style w:type="paragraph" w:styleId="BalloonText">
-    <w:name w:val="Balloon Text"/>
-    <w:basedOn w:val="Normal"/>
-    <w:link w:val="BalloonTextChar"/>
-    <w:uiPriority w:val="99"/>
-    <w:semiHidden/>
-    <w:unhideWhenUsed/>
-    <w:rsid w:val="00551C87"/>
-    <w:pPr>
-      <w:spacing w:after="0" w:line="240" w:lineRule="auto"/>
-    </w:pPr>
-    <w:rPr>
-      <w:rFonts w:ascii="Tahoma" w:hAnsi="Tahoma" w:cs="Tahoma"/>
-      <w:sz w:val="16"/>
-      <w:szCs w:val="16"/>
-    </w:rPr>
-  </w:style>
-  <w:style w:type="character" w:customStyle="1" w:styleId="BalloonTextChar">
-    <w:name w:val="Balloon Text Char"/>
-    <w:basedOn w:val="DefaultParagraphFont"/>
-    <w:link w:val="BalloonText"/>
-    <w:uiPriority w:val="99"/>
-    <w:semiHidden/>
-    <w:rsid w:val="00551C87"/>
-    <w:rPr>
-      <w:rFonts w:ascii="Tahoma" w:hAnsi="Tahoma" w:cs="Tahoma"/>
-      <w:sz w:val="16"/>
-      <w:szCs w:val="16"/>
-    </w:rPr>
-  </w:style>
 </w:styles>
 </file>
 
 <file path=word/theme/theme1.xml><?xml version="1.0" encoding="utf-8"?>
-<a:theme xmlns:a="http://schemas.openxmlformats.org/drawingml/2006/main" name="Office Theme">
+<a:theme xmlns:a="http://schemas.openxmlformats.org/drawingml/2006/main" xmlns:r="http://schemas.openxmlformats.org/officeDocument/2006/relationships" name="Office Theme">
   <a:themeElements>
     <a:clrScheme name="Office">
       <a:dk1>
-        <a:sysClr val="windowText" lastClr="000000"/>
+        <a:srgbClr val="000000"/>
       </a:dk1>
       <a:lt1>
-        <a:sysClr val="window" lastClr="FFFFFF"/>
+        <a:srgbClr val="FFFFFF"/>
       </a:lt1>
       <a:dk2>
         <a:srgbClr val="1F497D"/>
@@ -1443,251 +1882,141 @@
     </a:clrScheme>
     <a:fontScheme name="Office">
       <a:majorFont>
-        <a:latin typeface="Cambria"/>
+        <a:latin typeface="Cambria" pitchFamily="0" charset="1"/>
         <a:ea typeface=""/>
         <a:cs typeface=""/>
-        <a:font script="Jpan" typeface="ＭＳ ゴシック"/>
-        <a:font script="Hang" typeface="맑은 고딕"/>
-        <a:font script="Hans" typeface="宋体"/>
-        <a:font script="Hant" typeface="新細明體"/>
-        <a:font script="Arab" typeface="Times New Roman"/>
-        <a:font script="Hebr" typeface="Times New Roman"/>
-        <a:font script="Thai" typeface="Angsana New"/>
-        <a:font script="Ethi" typeface="Nyala"/>
-        <a:font script="Beng" typeface="Vrinda"/>
-        <a:font script="Gujr" typeface="Shruti"/>
-        <a:font script="Khmr" typeface="MoolBoran"/>
-        <a:font script="Knda" typeface="Tunga"/>
-        <a:font script="Guru" typeface="Raavi"/>
-        <a:font script="Cans" typeface="Euphemia"/>
-        <a:font script="Cher" typeface="Plantagenet Cherokee"/>
-        <a:font script="Yiii" typeface="Microsoft Yi Baiti"/>
-        <a:font script="Tibt" typeface="Microsoft Himalaya"/>
-        <a:font script="Thaa" typeface="MV Boli"/>
-        <a:font script="Deva" typeface="Mangal"/>
-        <a:font script="Telu" typeface="Gautami"/>
-        <a:font script="Taml" typeface="Latha"/>
-        <a:font script="Syrc" typeface="Estrangelo Edessa"/>
-        <a:font script="Orya" typeface="Kalinga"/>
-        <a:font script="Mlym" typeface="Kartika"/>
-        <a:font script="Laoo" typeface="DokChampa"/>
-        <a:font script="Sinh" typeface="Iskoola Pota"/>
-        <a:font script="Mong" typeface="Mongolian Baiti"/>
-        <a:font script="Viet" typeface="Times New Roman"/>
-        <a:font script="Uigh" typeface="Microsoft Uighur"/>
-        <a:font script="Geor" typeface="Sylfaen"/>
       </a:majorFont>
       <a:minorFont>
-        <a:latin typeface="Calibri"/>
+        <a:latin typeface="Calibri" pitchFamily="0" charset="1"/>
         <a:ea typeface=""/>
         <a:cs typeface=""/>
-        <a:font script="Jpan" typeface="ＭＳ 明朝"/>
-        <a:font script="Hang" typeface="맑은 고딕"/>
-        <a:font script="Hans" typeface="宋体"/>
-        <a:font script="Hant" typeface="新細明體"/>
-        <a:font script="Arab" typeface="Arial"/>
-        <a:font script="Hebr" typeface="Arial"/>
-        <a:font script="Thai" typeface="Cordia New"/>
-        <a:font script="Ethi" typeface="Nyala"/>
-        <a:font script="Beng" typeface="Vrinda"/>
-        <a:font script="Gujr" typeface="Shruti"/>
-        <a:font script="Khmr" typeface="DaunPenh"/>
-        <a:font script="Knda" typeface="Tunga"/>
-        <a:font script="Guru" typeface="Raavi"/>
-        <a:font script="Cans" typeface="Euphemia"/>
-        <a:font script="Cher" typeface="Plantagenet Cherokee"/>
-        <a:font script="Yiii" typeface="Microsoft Yi Baiti"/>
-        <a:font script="Tibt" typeface="Microsoft Himalaya"/>
-        <a:font script="Thaa" typeface="MV Boli"/>
-        <a:font script="Deva" typeface="Mangal"/>
-        <a:font script="Telu" typeface="Gautami"/>
-        <a:font script="Taml" typeface="Latha"/>
-        <a:font script="Syrc" typeface="Estrangelo Edessa"/>
-        <a:font script="Orya" typeface="Kalinga"/>
-        <a:font script="Mlym" typeface="Kartika"/>
-        <a:font script="Laoo" typeface="DokChampa"/>
-        <a:font script="Sinh" typeface="Iskoola Pota"/>
-        <a:font script="Mong" typeface="Mongolian Baiti"/>
-        <a:font script="Viet" typeface="Arial"/>
-        <a:font script="Uigh" typeface="Microsoft Uighur"/>
-        <a:font script="Geor" typeface="Sylfaen"/>
       </a:minorFont>
     </a:fontScheme>
-    <a:fmtScheme name="Office">
+    <a:fmtScheme>
       <a:fillStyleLst>
         <a:solidFill>
           <a:schemeClr val="phClr"/>
         </a:solidFill>
-        <a:gradFill rotWithShape="1">
+        <a:gradFill>
           <a:gsLst>
             <a:gs pos="0">
               <a:schemeClr val="phClr">
                 <a:tint val="50000"/>
-                <a:satMod val="300000"/>
               </a:schemeClr>
             </a:gs>
             <a:gs pos="35000">
               <a:schemeClr val="phClr">
                 <a:tint val="37000"/>
-                <a:satMod val="300000"/>
               </a:schemeClr>
             </a:gs>
             <a:gs pos="100000">
               <a:schemeClr val="phClr">
                 <a:tint val="15000"/>
-                <a:satMod val="350000"/>
               </a:schemeClr>
             </a:gs>
           </a:gsLst>
           <a:lin ang="16200000" scaled="1"/>
+          <a:tileRect l="0" t="0" r="0" b="0"/>
         </a:gradFill>
-        <a:gradFill rotWithShape="1">
+        <a:gradFill>
           <a:gsLst>
             <a:gs pos="0">
               <a:schemeClr val="phClr">
                 <a:shade val="51000"/>
-                <a:satMod val="130000"/>
               </a:schemeClr>
             </a:gs>
             <a:gs pos="80000">
               <a:schemeClr val="phClr">
                 <a:shade val="93000"/>
-                <a:satMod val="130000"/>
               </a:schemeClr>
             </a:gs>
             <a:gs pos="100000">
               <a:schemeClr val="phClr">
                 <a:shade val="94000"/>
-                <a:satMod val="135000"/>
               </a:schemeClr>
             </a:gs>
           </a:gsLst>
           <a:lin ang="16200000" scaled="0"/>
+          <a:tileRect l="0" t="0" r="0" b="0"/>
         </a:gradFill>
       </a:fillStyleLst>
       <a:lnStyleLst>
         <a:ln w="9525" cap="flat" cmpd="sng" algn="ctr">
-          <a:solidFill>
-            <a:schemeClr val="phClr">
-              <a:shade val="95000"/>
-              <a:satMod val="105000"/>
-            </a:schemeClr>
-          </a:solidFill>
           <a:prstDash val="solid"/>
         </a:ln>
         <a:ln w="25400" cap="flat" cmpd="sng" algn="ctr">
-          <a:solidFill>
-            <a:schemeClr val="phClr"/>
-          </a:solidFill>
           <a:prstDash val="solid"/>
         </a:ln>
         <a:ln w="38100" cap="flat" cmpd="sng" algn="ctr">
-          <a:solidFill>
-            <a:schemeClr val="phClr"/>
-          </a:solidFill>
           <a:prstDash val="solid"/>
         </a:ln>
       </a:lnStyleLst>
       <a:effectStyleLst>
         <a:effectStyle>
-          <a:effectLst>
-            <a:outerShdw blurRad="40000" dist="20000" dir="5400000" rotWithShape="0">
-              <a:srgbClr val="000000">
-                <a:alpha val="38000"/>
-              </a:srgbClr>
-            </a:outerShdw>
-          </a:effectLst>
+          <a:effectLst/>
         </a:effectStyle>
         <a:effectStyle>
-          <a:effectLst>
-            <a:outerShdw blurRad="40000" dist="23000" dir="5400000" rotWithShape="0">
-              <a:srgbClr val="000000">
-                <a:alpha val="35000"/>
-              </a:srgbClr>
-            </a:outerShdw>
-          </a:effectLst>
+          <a:effectLst/>
         </a:effectStyle>
         <a:effectStyle>
-          <a:effectLst>
-            <a:outerShdw blurRad="40000" dist="23000" dir="5400000" rotWithShape="0">
-              <a:srgbClr val="000000">
-                <a:alpha val="35000"/>
-              </a:srgbClr>
-            </a:outerShdw>
-          </a:effectLst>
-          <a:scene3d>
-            <a:camera prst="orthographicFront">
-              <a:rot lat="0" lon="0" rev="0"/>
-            </a:camera>
-            <a:lightRig rig="threePt" dir="t">
-              <a:rot lat="0" lon="0" rev="1200000"/>
-            </a:lightRig>
-          </a:scene3d>
-          <a:sp3d>
-            <a:bevelT w="63500" h="25400"/>
-          </a:sp3d>
+          <a:effectLst/>
         </a:effectStyle>
       </a:effectStyleLst>
       <a:bgFillStyleLst>
         <a:solidFill>
           <a:schemeClr val="phClr"/>
         </a:solidFill>
-        <a:gradFill rotWithShape="1">
+        <a:gradFill>
           <a:gsLst>
             <a:gs pos="0">
               <a:schemeClr val="phClr">
                 <a:tint val="40000"/>
-                <a:satMod val="350000"/>
               </a:schemeClr>
             </a:gs>
             <a:gs pos="40000">
               <a:schemeClr val="phClr">
                 <a:tint val="45000"/>
                 <a:shade val="99000"/>
-                <a:satMod val="350000"/>
               </a:schemeClr>
             </a:gs>
             <a:gs pos="100000">
               <a:schemeClr val="phClr">
                 <a:shade val="20000"/>
-                <a:satMod val="255000"/>
               </a:schemeClr>
             </a:gs>
           </a:gsLst>
           <a:path path="circle">
             <a:fillToRect l="50000" t="-80000" r="50000" b="180000"/>
           </a:path>
+          <a:tileRect l="0" t="0" r="0" b="0"/>
         </a:gradFill>
-        <a:gradFill rotWithShape="1">
+        <a:gradFill>
           <a:gsLst>
             <a:gs pos="0">
               <a:schemeClr val="phClr">
                 <a:tint val="80000"/>
-                <a:satMod val="300000"/>
               </a:schemeClr>
             </a:gs>
             <a:gs pos="100000">
               <a:schemeClr val="phClr">
                 <a:shade val="30000"/>
-                <a:satMod val="200000"/>
               </a:schemeClr>
             </a:gs>
           </a:gsLst>
           <a:path path="circle">
             <a:fillToRect l="50000" t="50000" r="50000" b="50000"/>
           </a:path>
+          <a:tileRect l="0" t="0" r="0" b="0"/>
         </a:gradFill>
       </a:bgFillStyleLst>
     </a:fmtScheme>
   </a:themeElements>
-  <a:objectDefaults/>
-  <a:extraClrSchemeLst/>
 </a:theme>
 </file>
 
 <file path=customXml/item1.xml><?xml version="1.0" encoding="utf-8"?>
 <go:gDocsCustomXmlDataStorage xmlns:go="http://customooxmlschemas.google.com/" xmlns:r="http://schemas.openxmlformats.org/officeDocument/2006/relationships">
-  <go:docsCustomData xmlns:go="http://customooxmlschemas.google.com/" roundtripDataSignature="AMtx7mhZ3b3MyCJceNgoEEyRIsWDI7acfg==">AMUW2mV8SVzhRl5cjcuZFgfQzwoo4AavGzyjJxk3gJPc8GKTdD5kbq6/QO39IuMwV1zn8uqPEPFeR3xJsH1yQ/KX5XaMZfIDF/QG3CoRL7TdQKI7Do827jo=</go:docsCustomData>
+  <go:docsCustomData roundtripDataSignature="AMtx7mhZ3b3MyCJceNgoEEyRIsWDI7acfg==">AMUW2mV8SVzhRl5cjcuZFgfQzwoo4AavGzyjJxk3gJPc8GKTdD5kbq6/QO39IuMwV1zn8uqPEPFeR3xJsH1yQ/KX5XaMZfIDF/QG3CoRL7TdQKI7Do827jo=</go:docsCustomData>
 </go:gDocsCustomXmlDataStorage>
 </file>
 
